--- a/experiments/article/full paper marine policy (updated charts+text).docx
+++ b/experiments/article/full paper marine policy (updated charts+text).docx
@@ -116,21 +116,19 @@
         <w:rPr>
           <w:lang w:val="en-US"/>
         </w:rPr>
-        <w:t xml:space="preserve">The oceans offer significant but underutilized potential for pharmaceutical innovation, especially when aligned with the strategic framework of the Blue Economy. This study investigates the patent landscape of marine-derived drugs approved between 1994 and 2023, with a specific focus on Spain’s innovation ecosystem. Using data from the </w:t>
+        <w:t>The oceans offer significant but underutilized potential for pharmaceutical innovation, especially when aligned with the strategic framework of the Blue Economy. This study investigates the patent landscape of marine-derived drugs approved between 1994 and 2023, with a specific focus on Spain’s innovation ecosystem. Using patent data from the Espacenet database, complemented by a corrected, evidence-based relevance classification of Spain-relevant patent families built from the Minesoft Origin database, the research maps the spatial distribution of patents, identifies leading organizations and biological sources, analyzes international patent extensions, and evaluates the quality of inventions through Patent Search Reports. Results show a high concentration of patent activity in the Community of Madrid, dominated by the private company Pharma Mar S.A., and a preference for a narrow set of marine organisms. International patenting strategies reveal a focus on high-income markets, reinforcing global asymmetries in access to marine genetic resources. Most patents rely on established prior art, signaling incremental innovation. The study offers both conceptual and empirical contributions by connecting marine biotechnology with Blue Economy principles. It provides actionable insights for policymakers seeking to decentralize innovation, promote biodiversity-based drug discovery, and strengthen benefit-sharing frameworks in marine pharmaceutical research.</w:t>
       </w:r>
       <w:proofErr w:type="spellStart"/>
       <w:r>
         <w:rPr>
           <w:lang w:val="en-US"/>
         </w:rPr>
-        <w:t>Espacenet</w:t>
       </w:r>
       <w:proofErr w:type="spellEnd"/>
       <w:r>
         <w:rPr>
           <w:lang w:val="en-US"/>
         </w:rPr>
-        <w:t xml:space="preserve"> database, the research maps the spatial distribution of patents, identifies leading organizations and biological sources, analyzes international patent extensions, and evaluates the quality of inventions through Patent Search Reports. Results show a high concentration of patent activity in the Community of Madrid, dominated by the private company Pharma Mar S.A., and a preference for a narrow set of marine organisms. International patenting strategies reveal a focus on high-income markets, reinforcing global asymmetries in access to marine genetic resources. Most patents rely on established prior art, signaling incremental innovation. The study offers both conceptual and empirical contributions by connecting marine biotechnology with Blue Economy principles. It provides actionable insights for policymakers seeking to decentralize innovation, promote biodiversity-based drug discovery, and strengthen benefit-sharing frameworks in marine pharmaceutical research.</w:t>
       </w:r>
     </w:p>
     <w:p>
@@ -3478,6 +3476,12 @@
           <w:lang w:val="en-US"/>
         </w:rPr>
         <w:t xml:space="preserve"> et al. (2021).</w:t>
+      </w:r>
+    </w:p>
+    <w:p>
+      <w:pPr/>
+      <w:r>
+        <w:t>A corrected, evidence-based relevance classification supplements this analysis for Table 2 and Figures 7–9 (Section 4.2): every Spain-relevant patent family returned by a family-level search of the Minesoft Origin database (2000–2025) for each compound was individually screened against its full claim and description text and classified as Directly Relevant, Indirectly Relevant, Incidental Mention, or Uncertain, superseding an earlier, narrower country-code-filtered search. This corrected analysis covers 12 of the 14 approved marine-derived drugs listed in Table 1; Disitamab Vedotin and Tisotumab vedotin-tftv are not covered and are excluded from Table 2 and Figures 7–9.</w:t>
       </w:r>
     </w:p>
     <w:p>
@@ -3790,19 +3794,17 @@
         <w:rPr>
           <w:lang w:val="en-US"/>
         </w:rPr>
-        <w:t xml:space="preserve">Table </w:t>
-      </w:r>
-      <w:r>
-        <w:rPr>
-          <w:lang w:val="en-US"/>
-        </w:rPr>
-        <w:t>2</w:t>
-      </w:r>
-      <w:r>
-        <w:rPr>
-          <w:lang w:val="en-US"/>
-        </w:rPr>
-        <w:t xml:space="preserve"> presents the compounds that generated patents in total number of patents according to the analyzed data.</w:t>
+        <w:t>Table 2 presents, for each of the 12 compounds covered by the corrected Minesoft-based classification (see Methodology), the number of Spain-relevant patent families classified as Directly Relevant or Indirectly Relevant, superseding the earlier Espacenet-based patent counts for this table. Of the 872 unique Spain-relevant families identified across all 12 compounds, 157 were classified as substantively relevant (91 Directly Relevant, 66 Indirectly Relevant); the remainder were Incidental Mentions (712) or Uncertain (3). Table 2 reports 161 compound–family observations rather than 157 unique families because four families matched more than one compound's search and are counted once per compound they matched.</w:t>
+      </w:r>
+      <w:r>
+        <w:rPr>
+          <w:lang w:val="en-US"/>
+        </w:rPr>
+      </w:r>
+      <w:r>
+        <w:rPr>
+          <w:lang w:val="en-US"/>
+        </w:rPr>
       </w:r>
     </w:p>
     <w:p>
@@ -3839,1218 +3841,869 @@
     </w:p>
     <w:tbl>
       <w:tblPr>
-        <w:tblW w:w="6420" w:type="dxa"/>
-        <w:tblCellMar>
-          <w:left w:w="70" w:type="dxa"/>
-          <w:right w:w="70" w:type="dxa"/>
-        </w:tblCellMar>
-        <w:tblLook w:val="04A0" w:firstRow="1" w:lastRow="0" w:firstColumn="1" w:lastColumn="0" w:noHBand="0" w:noVBand="1"/>
+        <w:tblW w:type="auto" w:w="0"/>
+        <w:tblLook w:firstColumn="1" w:firstRow="1" w:lastColumn="0" w:lastRow="0" w:noHBand="0" w:noVBand="1" w:val="04A0"/>
       </w:tblPr>
       <w:tblGrid>
-        <w:gridCol w:w="3660"/>
-        <w:gridCol w:w="2760"/>
+        <w:gridCol w:w="2268"/>
+        <w:gridCol w:w="2268"/>
+        <w:gridCol w:w="2268"/>
+        <w:gridCol w:w="2268"/>
       </w:tblGrid>
       <w:tr>
-        <w:trPr>
-          <w:trHeight w:val="300"/>
-        </w:trPr>
-        <w:tc>
-          <w:tcPr>
-            <w:tcW w:w="3660" w:type="dxa"/>
-            <w:tcBorders>
-              <w:top w:val="single" w:sz="4" w:space="0" w:color="000000"/>
-              <w:left w:val="single" w:sz="4" w:space="0" w:color="000000"/>
-              <w:bottom w:val="single" w:sz="4" w:space="0" w:color="000000"/>
-              <w:right w:val="single" w:sz="4" w:space="0" w:color="000000"/>
-            </w:tcBorders>
-            <w:shd w:val="clear" w:color="000000" w:fill="C0C0C0"/>
-            <w:noWrap/>
-            <w:vAlign w:val="bottom"/>
-            <w:hideMark/>
+        <w:tc>
+          <w:tcPr>
+            <w:tcW w:type="dxa" w:w="3660"/>
           </w:tcPr>
           <w:p>
             <w:pPr>
               <w:jc w:val="center"/>
-              <w:rPr>
-                <w:rFonts w:eastAsia="Times New Roman"/>
-                <w:color w:val="000000"/>
-                <w:kern w:val="0"/>
+            </w:pPr>
+            <w:r>
+              <w:rPr>
                 <w:sz w:val="22"/>
-                <w:szCs w:val="22"/>
-                <w:lang w:val="en-US" w:eastAsia="pt-BR"/>
-                <w14:ligatures w14:val="none"/>
-              </w:rPr>
-            </w:pPr>
-            <w:r>
-              <w:rPr>
-                <w:rFonts w:eastAsia="Times New Roman"/>
-                <w:color w:val="000000"/>
-                <w:kern w:val="0"/>
+              </w:rPr>
+              <w:t>Compound</w:t>
+            </w:r>
+          </w:p>
+        </w:tc>
+        <w:tc>
+          <w:tcPr>
+            <w:tcW w:type="dxa" w:w="2047"/>
+          </w:tcPr>
+          <w:p>
+            <w:pPr>
+              <w:jc w:val="center"/>
+            </w:pPr>
+            <w:r>
+              <w:rPr>
                 <w:sz w:val="22"/>
-                <w:szCs w:val="22"/>
-                <w:lang w:val="en-US" w:eastAsia="pt-BR"/>
-                <w14:ligatures w14:val="none"/>
-              </w:rPr>
-              <w:t>Compound</w:t>
-            </w:r>
-          </w:p>
-        </w:tc>
-        <w:tc>
-          <w:tcPr>
-            <w:tcW w:w="2760" w:type="dxa"/>
-            <w:tcBorders>
-              <w:top w:val="single" w:sz="4" w:space="0" w:color="000000"/>
-              <w:left w:val="nil"/>
-              <w:bottom w:val="single" w:sz="4" w:space="0" w:color="000000"/>
-              <w:right w:val="single" w:sz="4" w:space="0" w:color="000000"/>
-            </w:tcBorders>
-            <w:shd w:val="clear" w:color="000000" w:fill="C0C0C0"/>
-            <w:noWrap/>
-            <w:vAlign w:val="bottom"/>
-            <w:hideMark/>
+              </w:rPr>
+              <w:t>Directly Relevant</w:t>
+            </w:r>
+          </w:p>
+        </w:tc>
+        <w:tc>
+          <w:tcPr>
+            <w:tcW w:type="dxa" w:w="2047"/>
           </w:tcPr>
           <w:p>
             <w:pPr>
               <w:jc w:val="center"/>
-              <w:rPr>
-                <w:rFonts w:eastAsia="Times New Roman"/>
-                <w:color w:val="000000"/>
-                <w:kern w:val="0"/>
+            </w:pPr>
+            <w:r>
+              <w:rPr>
                 <w:sz w:val="22"/>
-                <w:szCs w:val="22"/>
-                <w:lang w:val="en-US" w:eastAsia="pt-BR"/>
-                <w14:ligatures w14:val="none"/>
-              </w:rPr>
-            </w:pPr>
-            <w:r>
-              <w:rPr>
-                <w:rFonts w:eastAsia="Times New Roman"/>
-                <w:color w:val="000000"/>
-                <w:kern w:val="0"/>
+              </w:rPr>
+              <w:t>Indirectly Relevant</w:t>
+            </w:r>
+          </w:p>
+        </w:tc>
+        <w:tc>
+          <w:tcPr>
+            <w:tcW w:type="dxa" w:w="2047"/>
+          </w:tcPr>
+          <w:p>
+            <w:pPr>
+              <w:jc w:val="center"/>
+            </w:pPr>
+            <w:r>
+              <w:rPr>
                 <w:sz w:val="22"/>
-                <w:szCs w:val="22"/>
-                <w:lang w:val="en-US" w:eastAsia="pt-BR"/>
-                <w14:ligatures w14:val="none"/>
-              </w:rPr>
-              <w:t>Number of patents</w:t>
+              </w:rPr>
+              <w:t>Total Relevant</w:t>
             </w:r>
           </w:p>
         </w:tc>
       </w:tr>
       <w:tr>
-        <w:trPr>
-          <w:trHeight w:val="300"/>
-        </w:trPr>
-        <w:tc>
-          <w:tcPr>
-            <w:tcW w:w="3660" w:type="dxa"/>
-            <w:tcBorders>
-              <w:top w:val="single" w:sz="4" w:space="0" w:color="C0C0C0"/>
-              <w:left w:val="single" w:sz="4" w:space="0" w:color="C0C0C0"/>
-              <w:bottom w:val="single" w:sz="4" w:space="0" w:color="C0C0C0"/>
-              <w:right w:val="single" w:sz="4" w:space="0" w:color="C0C0C0"/>
-            </w:tcBorders>
-            <w:shd w:val="clear" w:color="auto" w:fill="auto"/>
-            <w:noWrap/>
-            <w:vAlign w:val="bottom"/>
-            <w:hideMark/>
-          </w:tcPr>
-          <w:p>
-            <w:pPr>
-              <w:rPr>
-                <w:rFonts w:eastAsia="Times New Roman"/>
-                <w:color w:val="000000"/>
-                <w:kern w:val="0"/>
+        <w:tc>
+          <w:tcPr>
+            <w:tcW w:type="dxa" w:w="3660"/>
+          </w:tcPr>
+          <w:p>
+            <w:pPr>
+              <w:jc w:val="left"/>
+            </w:pPr>
+            <w:r>
+              <w:rPr>
                 <w:sz w:val="22"/>
-                <w:szCs w:val="22"/>
-                <w:lang w:val="en-US" w:eastAsia="pt-BR"/>
-                <w14:ligatures w14:val="none"/>
-              </w:rPr>
-            </w:pPr>
-            <w:r>
-              <w:rPr>
-                <w:rFonts w:eastAsia="Times New Roman"/>
-                <w:color w:val="000000"/>
-                <w:kern w:val="0"/>
+              </w:rPr>
+              <w:t>Cytarabine</w:t>
+            </w:r>
+          </w:p>
+        </w:tc>
+        <w:tc>
+          <w:tcPr>
+            <w:tcW w:type="dxa" w:w="2047"/>
+          </w:tcPr>
+          <w:p>
+            <w:pPr>
+              <w:jc w:val="center"/>
+            </w:pPr>
+            <w:r>
+              <w:rPr>
                 <w:sz w:val="22"/>
-                <w:szCs w:val="22"/>
-                <w:lang w:val="en-US" w:eastAsia="pt-BR"/>
-                <w14:ligatures w14:val="none"/>
-              </w:rPr>
-              <w:t xml:space="preserve">Brentuximab </w:t>
-            </w:r>
-            <w:proofErr w:type="spellStart"/>
-            <w:r>
-              <w:rPr>
-                <w:rFonts w:eastAsia="Times New Roman"/>
-                <w:color w:val="000000"/>
-                <w:kern w:val="0"/>
+              </w:rPr>
+              <w:t>69</w:t>
+            </w:r>
+          </w:p>
+        </w:tc>
+        <w:tc>
+          <w:tcPr>
+            <w:tcW w:type="dxa" w:w="2047"/>
+          </w:tcPr>
+          <w:p>
+            <w:pPr>
+              <w:jc w:val="center"/>
+            </w:pPr>
+            <w:r>
+              <w:rPr>
                 <w:sz w:val="22"/>
-                <w:szCs w:val="22"/>
-                <w:lang w:val="en-US" w:eastAsia="pt-BR"/>
-                <w14:ligatures w14:val="none"/>
-              </w:rPr>
-              <w:t>vedotin</w:t>
-            </w:r>
-            <w:proofErr w:type="spellEnd"/>
-          </w:p>
-        </w:tc>
-        <w:tc>
-          <w:tcPr>
-            <w:tcW w:w="2760" w:type="dxa"/>
-            <w:tcBorders>
-              <w:top w:val="single" w:sz="4" w:space="0" w:color="C0C0C0"/>
-              <w:left w:val="nil"/>
-              <w:bottom w:val="single" w:sz="4" w:space="0" w:color="C0C0C0"/>
-              <w:right w:val="single" w:sz="4" w:space="0" w:color="C0C0C0"/>
-            </w:tcBorders>
-            <w:shd w:val="clear" w:color="auto" w:fill="auto"/>
-            <w:noWrap/>
-            <w:vAlign w:val="bottom"/>
-            <w:hideMark/>
-          </w:tcPr>
-          <w:p>
-            <w:pPr>
-              <w:jc w:val="right"/>
-              <w:rPr>
-                <w:rFonts w:eastAsia="Times New Roman"/>
-                <w:color w:val="000000"/>
-                <w:kern w:val="0"/>
+              </w:rPr>
+              <w:t>54</w:t>
+            </w:r>
+          </w:p>
+        </w:tc>
+        <w:tc>
+          <w:tcPr>
+            <w:tcW w:type="dxa" w:w="2047"/>
+          </w:tcPr>
+          <w:p>
+            <w:pPr>
+              <w:jc w:val="center"/>
+            </w:pPr>
+            <w:r>
+              <w:rPr>
                 <w:sz w:val="22"/>
-                <w:szCs w:val="22"/>
-                <w:lang w:val="en-US" w:eastAsia="pt-BR"/>
-                <w14:ligatures w14:val="none"/>
-              </w:rPr>
-            </w:pPr>
-            <w:r>
-              <w:rPr>
-                <w:rFonts w:eastAsia="Times New Roman"/>
-                <w:color w:val="000000"/>
-                <w:kern w:val="0"/>
-                <w:sz w:val="22"/>
-                <w:szCs w:val="22"/>
-                <w:lang w:val="en-US" w:eastAsia="pt-BR"/>
-                <w14:ligatures w14:val="none"/>
-              </w:rPr>
-              <w:t>115</w:t>
+              </w:rPr>
+              <w:t>123</w:t>
             </w:r>
           </w:p>
         </w:tc>
       </w:tr>
       <w:tr>
-        <w:trPr>
-          <w:trHeight w:val="300"/>
-        </w:trPr>
-        <w:tc>
-          <w:tcPr>
-            <w:tcW w:w="3660" w:type="dxa"/>
-            <w:tcBorders>
-              <w:top w:val="nil"/>
-              <w:left w:val="single" w:sz="4" w:space="0" w:color="C0C0C0"/>
-              <w:bottom w:val="single" w:sz="4" w:space="0" w:color="C0C0C0"/>
-              <w:right w:val="single" w:sz="4" w:space="0" w:color="C0C0C0"/>
-            </w:tcBorders>
-            <w:shd w:val="clear" w:color="auto" w:fill="auto"/>
-            <w:noWrap/>
-            <w:vAlign w:val="bottom"/>
-            <w:hideMark/>
-          </w:tcPr>
-          <w:p>
-            <w:pPr>
-              <w:rPr>
-                <w:rFonts w:eastAsia="Times New Roman"/>
-                <w:color w:val="000000"/>
-                <w:kern w:val="0"/>
+        <w:tc>
+          <w:tcPr>
+            <w:tcW w:type="dxa" w:w="3660"/>
+          </w:tcPr>
+          <w:p>
+            <w:pPr>
+              <w:jc w:val="left"/>
+            </w:pPr>
+            <w:r>
+              <w:rPr>
                 <w:sz w:val="22"/>
-                <w:szCs w:val="22"/>
-                <w:lang w:val="en-US" w:eastAsia="pt-BR"/>
-                <w14:ligatures w14:val="none"/>
-              </w:rPr>
-            </w:pPr>
-            <w:r>
-              <w:rPr>
-                <w:rFonts w:eastAsia="Times New Roman"/>
-                <w:color w:val="000000"/>
-                <w:kern w:val="0"/>
+              </w:rPr>
+              <w:t>Eribulin mesylate</w:t>
+            </w:r>
+          </w:p>
+        </w:tc>
+        <w:tc>
+          <w:tcPr>
+            <w:tcW w:type="dxa" w:w="2047"/>
+          </w:tcPr>
+          <w:p>
+            <w:pPr>
+              <w:jc w:val="center"/>
+            </w:pPr>
+            <w:r>
+              <w:rPr>
                 <w:sz w:val="22"/>
-                <w:szCs w:val="22"/>
-                <w:lang w:val="en-US" w:eastAsia="pt-BR"/>
-                <w14:ligatures w14:val="none"/>
-              </w:rPr>
-              <w:t>Cytarabine</w:t>
-            </w:r>
-          </w:p>
-        </w:tc>
-        <w:tc>
-          <w:tcPr>
-            <w:tcW w:w="2760" w:type="dxa"/>
-            <w:tcBorders>
-              <w:top w:val="nil"/>
-              <w:left w:val="nil"/>
-              <w:bottom w:val="single" w:sz="4" w:space="0" w:color="C0C0C0"/>
-              <w:right w:val="single" w:sz="4" w:space="0" w:color="C0C0C0"/>
-            </w:tcBorders>
-            <w:shd w:val="clear" w:color="auto" w:fill="auto"/>
-            <w:noWrap/>
-            <w:vAlign w:val="bottom"/>
-            <w:hideMark/>
-          </w:tcPr>
-          <w:p>
-            <w:pPr>
-              <w:jc w:val="right"/>
-              <w:rPr>
-                <w:rFonts w:eastAsia="Times New Roman"/>
-                <w:color w:val="000000"/>
-                <w:kern w:val="0"/>
+              </w:rPr>
+              <w:t>8</w:t>
+            </w:r>
+          </w:p>
+        </w:tc>
+        <w:tc>
+          <w:tcPr>
+            <w:tcW w:type="dxa" w:w="2047"/>
+          </w:tcPr>
+          <w:p>
+            <w:pPr>
+              <w:jc w:val="center"/>
+            </w:pPr>
+            <w:r>
+              <w:rPr>
                 <w:sz w:val="22"/>
-                <w:szCs w:val="22"/>
-                <w:lang w:val="en-US" w:eastAsia="pt-BR"/>
-                <w14:ligatures w14:val="none"/>
-              </w:rPr>
-            </w:pPr>
-            <w:r>
-              <w:rPr>
-                <w:rFonts w:eastAsia="Times New Roman"/>
-                <w:color w:val="000000"/>
-                <w:kern w:val="0"/>
+              </w:rPr>
+              <w:t>0</w:t>
+            </w:r>
+          </w:p>
+        </w:tc>
+        <w:tc>
+          <w:tcPr>
+            <w:tcW w:type="dxa" w:w="2047"/>
+          </w:tcPr>
+          <w:p>
+            <w:pPr>
+              <w:jc w:val="center"/>
+            </w:pPr>
+            <w:r>
+              <w:rPr>
                 <w:sz w:val="22"/>
-                <w:szCs w:val="22"/>
-                <w:lang w:val="en-US" w:eastAsia="pt-BR"/>
-                <w14:ligatures w14:val="none"/>
-              </w:rPr>
-              <w:t>36</w:t>
+              </w:rPr>
+              <w:t>8</w:t>
             </w:r>
           </w:p>
         </w:tc>
       </w:tr>
       <w:tr>
-        <w:trPr>
-          <w:trHeight w:val="300"/>
-        </w:trPr>
-        <w:tc>
-          <w:tcPr>
-            <w:tcW w:w="3660" w:type="dxa"/>
-            <w:tcBorders>
-              <w:top w:val="nil"/>
-              <w:left w:val="single" w:sz="4" w:space="0" w:color="C0C0C0"/>
-              <w:bottom w:val="single" w:sz="4" w:space="0" w:color="C0C0C0"/>
-              <w:right w:val="single" w:sz="4" w:space="0" w:color="C0C0C0"/>
-            </w:tcBorders>
-            <w:shd w:val="clear" w:color="auto" w:fill="auto"/>
-            <w:noWrap/>
-            <w:vAlign w:val="bottom"/>
-            <w:hideMark/>
-          </w:tcPr>
-          <w:p>
-            <w:pPr>
-              <w:rPr>
-                <w:rFonts w:eastAsia="Times New Roman"/>
-                <w:color w:val="000000"/>
-                <w:kern w:val="0"/>
+        <w:tc>
+          <w:tcPr>
+            <w:tcW w:type="dxa" w:w="3660"/>
+          </w:tcPr>
+          <w:p>
+            <w:pPr>
+              <w:jc w:val="left"/>
+            </w:pPr>
+            <w:r>
+              <w:rPr>
                 <w:sz w:val="22"/>
-                <w:szCs w:val="22"/>
-                <w:lang w:val="en-US" w:eastAsia="pt-BR"/>
-                <w14:ligatures w14:val="none"/>
-              </w:rPr>
-            </w:pPr>
-            <w:r>
-              <w:rPr>
-                <w:rFonts w:eastAsia="Times New Roman"/>
-                <w:color w:val="000000"/>
-                <w:kern w:val="0"/>
+              </w:rPr>
+              <w:t>Brentuximab vedotin</w:t>
+            </w:r>
+          </w:p>
+        </w:tc>
+        <w:tc>
+          <w:tcPr>
+            <w:tcW w:type="dxa" w:w="2047"/>
+          </w:tcPr>
+          <w:p>
+            <w:pPr>
+              <w:jc w:val="center"/>
+            </w:pPr>
+            <w:r>
+              <w:rPr>
                 <w:sz w:val="22"/>
-                <w:szCs w:val="22"/>
-                <w:lang w:val="en-US" w:eastAsia="pt-BR"/>
-                <w14:ligatures w14:val="none"/>
-              </w:rPr>
-              <w:t>Trabectedin</w:t>
-            </w:r>
-          </w:p>
-        </w:tc>
-        <w:tc>
-          <w:tcPr>
-            <w:tcW w:w="2760" w:type="dxa"/>
-            <w:tcBorders>
-              <w:top w:val="nil"/>
-              <w:left w:val="nil"/>
-              <w:bottom w:val="single" w:sz="4" w:space="0" w:color="C0C0C0"/>
-              <w:right w:val="single" w:sz="4" w:space="0" w:color="C0C0C0"/>
-            </w:tcBorders>
-            <w:shd w:val="clear" w:color="auto" w:fill="auto"/>
-            <w:noWrap/>
-            <w:vAlign w:val="bottom"/>
-            <w:hideMark/>
-          </w:tcPr>
-          <w:p>
-            <w:pPr>
-              <w:jc w:val="right"/>
-              <w:rPr>
-                <w:rFonts w:eastAsia="Times New Roman"/>
-                <w:color w:val="000000"/>
-                <w:kern w:val="0"/>
+              </w:rPr>
+              <w:t>5</w:t>
+            </w:r>
+          </w:p>
+        </w:tc>
+        <w:tc>
+          <w:tcPr>
+            <w:tcW w:type="dxa" w:w="2047"/>
+          </w:tcPr>
+          <w:p>
+            <w:pPr>
+              <w:jc w:val="center"/>
+            </w:pPr>
+            <w:r>
+              <w:rPr>
                 <w:sz w:val="22"/>
-                <w:szCs w:val="22"/>
-                <w:lang w:val="en-US" w:eastAsia="pt-BR"/>
-                <w14:ligatures w14:val="none"/>
-              </w:rPr>
-            </w:pPr>
-            <w:r>
-              <w:rPr>
-                <w:rFonts w:eastAsia="Times New Roman"/>
-                <w:color w:val="000000"/>
-                <w:kern w:val="0"/>
+              </w:rPr>
+              <w:t>2</w:t>
+            </w:r>
+          </w:p>
+        </w:tc>
+        <w:tc>
+          <w:tcPr>
+            <w:tcW w:type="dxa" w:w="2047"/>
+          </w:tcPr>
+          <w:p>
+            <w:pPr>
+              <w:jc w:val="center"/>
+            </w:pPr>
+            <w:r>
+              <w:rPr>
                 <w:sz w:val="22"/>
-                <w:szCs w:val="22"/>
-                <w:lang w:val="en-US" w:eastAsia="pt-BR"/>
-                <w14:ligatures w14:val="none"/>
-              </w:rPr>
-              <w:t>26</w:t>
+              </w:rPr>
+              <w:t>7</w:t>
             </w:r>
           </w:p>
         </w:tc>
       </w:tr>
       <w:tr>
-        <w:trPr>
-          <w:trHeight w:val="300"/>
-        </w:trPr>
-        <w:tc>
-          <w:tcPr>
-            <w:tcW w:w="3660" w:type="dxa"/>
-            <w:tcBorders>
-              <w:top w:val="nil"/>
-              <w:left w:val="single" w:sz="4" w:space="0" w:color="C0C0C0"/>
-              <w:bottom w:val="single" w:sz="4" w:space="0" w:color="C0C0C0"/>
-              <w:right w:val="single" w:sz="4" w:space="0" w:color="C0C0C0"/>
-            </w:tcBorders>
-            <w:shd w:val="clear" w:color="auto" w:fill="auto"/>
-            <w:noWrap/>
-            <w:vAlign w:val="bottom"/>
-            <w:hideMark/>
-          </w:tcPr>
-          <w:p>
-            <w:pPr>
-              <w:rPr>
-                <w:rFonts w:eastAsia="Times New Roman"/>
-                <w:color w:val="000000"/>
-                <w:kern w:val="0"/>
+        <w:tc>
+          <w:tcPr>
+            <w:tcW w:type="dxa" w:w="3660"/>
+          </w:tcPr>
+          <w:p>
+            <w:pPr>
+              <w:jc w:val="left"/>
+            </w:pPr>
+            <w:r>
+              <w:rPr>
                 <w:sz w:val="22"/>
-                <w:szCs w:val="22"/>
-                <w:lang w:val="en-US" w:eastAsia="pt-BR"/>
-                <w14:ligatures w14:val="none"/>
-              </w:rPr>
-            </w:pPr>
-            <w:r>
-              <w:rPr>
-                <w:rFonts w:eastAsia="Times New Roman"/>
-                <w:color w:val="000000"/>
-                <w:kern w:val="0"/>
+              </w:rPr>
+              <w:t>Trabectedin</w:t>
+            </w:r>
+          </w:p>
+        </w:tc>
+        <w:tc>
+          <w:tcPr>
+            <w:tcW w:type="dxa" w:w="2047"/>
+          </w:tcPr>
+          <w:p>
+            <w:pPr>
+              <w:jc w:val="center"/>
+            </w:pPr>
+            <w:r>
+              <w:rPr>
                 <w:sz w:val="22"/>
-                <w:szCs w:val="22"/>
-                <w:lang w:val="en-US" w:eastAsia="pt-BR"/>
-                <w14:ligatures w14:val="none"/>
-              </w:rPr>
-              <w:t>Vidarabine</w:t>
-            </w:r>
-          </w:p>
-        </w:tc>
-        <w:tc>
-          <w:tcPr>
-            <w:tcW w:w="2760" w:type="dxa"/>
-            <w:tcBorders>
-              <w:top w:val="nil"/>
-              <w:left w:val="nil"/>
-              <w:bottom w:val="single" w:sz="4" w:space="0" w:color="C0C0C0"/>
-              <w:right w:val="single" w:sz="4" w:space="0" w:color="C0C0C0"/>
-            </w:tcBorders>
-            <w:shd w:val="clear" w:color="auto" w:fill="auto"/>
-            <w:noWrap/>
-            <w:vAlign w:val="bottom"/>
-            <w:hideMark/>
-          </w:tcPr>
-          <w:p>
-            <w:pPr>
-              <w:jc w:val="right"/>
-              <w:rPr>
-                <w:rFonts w:eastAsia="Times New Roman"/>
-                <w:color w:val="000000"/>
-                <w:kern w:val="0"/>
+              </w:rPr>
+              <w:t>3</w:t>
+            </w:r>
+          </w:p>
+        </w:tc>
+        <w:tc>
+          <w:tcPr>
+            <w:tcW w:type="dxa" w:w="2047"/>
+          </w:tcPr>
+          <w:p>
+            <w:pPr>
+              <w:jc w:val="center"/>
+            </w:pPr>
+            <w:r>
+              <w:rPr>
                 <w:sz w:val="22"/>
-                <w:szCs w:val="22"/>
-                <w:lang w:val="en-US" w:eastAsia="pt-BR"/>
-                <w14:ligatures w14:val="none"/>
-              </w:rPr>
-            </w:pPr>
-            <w:r>
-              <w:rPr>
-                <w:rFonts w:eastAsia="Times New Roman"/>
-                <w:color w:val="000000"/>
-                <w:kern w:val="0"/>
+              </w:rPr>
+              <w:t>3</w:t>
+            </w:r>
+          </w:p>
+        </w:tc>
+        <w:tc>
+          <w:tcPr>
+            <w:tcW w:type="dxa" w:w="2047"/>
+          </w:tcPr>
+          <w:p>
+            <w:pPr>
+              <w:jc w:val="center"/>
+            </w:pPr>
+            <w:r>
+              <w:rPr>
                 <w:sz w:val="22"/>
-                <w:szCs w:val="22"/>
-                <w:lang w:val="en-US" w:eastAsia="pt-BR"/>
-                <w14:ligatures w14:val="none"/>
-              </w:rPr>
-              <w:t>18</w:t>
+              </w:rPr>
+              <w:t>6</w:t>
             </w:r>
           </w:p>
         </w:tc>
       </w:tr>
       <w:tr>
-        <w:trPr>
-          <w:trHeight w:val="300"/>
-        </w:trPr>
-        <w:tc>
-          <w:tcPr>
-            <w:tcW w:w="3660" w:type="dxa"/>
-            <w:tcBorders>
-              <w:top w:val="nil"/>
-              <w:left w:val="single" w:sz="4" w:space="0" w:color="C0C0C0"/>
-              <w:bottom w:val="single" w:sz="4" w:space="0" w:color="C0C0C0"/>
-              <w:right w:val="single" w:sz="4" w:space="0" w:color="C0C0C0"/>
-            </w:tcBorders>
-            <w:shd w:val="clear" w:color="auto" w:fill="auto"/>
-            <w:noWrap/>
-            <w:vAlign w:val="bottom"/>
-            <w:hideMark/>
-          </w:tcPr>
-          <w:p>
-            <w:pPr>
-              <w:rPr>
-                <w:rFonts w:eastAsia="Times New Roman"/>
-                <w:color w:val="000000"/>
-                <w:kern w:val="0"/>
+        <w:tc>
+          <w:tcPr>
+            <w:tcW w:type="dxa" w:w="3660"/>
+          </w:tcPr>
+          <w:p>
+            <w:pPr>
+              <w:jc w:val="left"/>
+            </w:pPr>
+            <w:r>
+              <w:rPr>
                 <w:sz w:val="22"/>
-                <w:szCs w:val="22"/>
-                <w:lang w:val="en-US" w:eastAsia="pt-BR"/>
-                <w14:ligatures w14:val="none"/>
-              </w:rPr>
-            </w:pPr>
-            <w:r>
-              <w:rPr>
-                <w:rFonts w:eastAsia="Times New Roman"/>
-                <w:color w:val="000000"/>
-                <w:kern w:val="0"/>
+              </w:rPr>
+              <w:t>Vidarabine</w:t>
+            </w:r>
+          </w:p>
+        </w:tc>
+        <w:tc>
+          <w:tcPr>
+            <w:tcW w:type="dxa" w:w="2047"/>
+          </w:tcPr>
+          <w:p>
+            <w:pPr>
+              <w:jc w:val="center"/>
+            </w:pPr>
+            <w:r>
+              <w:rPr>
                 <w:sz w:val="22"/>
-                <w:szCs w:val="22"/>
-                <w:lang w:val="en-US" w:eastAsia="pt-BR"/>
-                <w14:ligatures w14:val="none"/>
-              </w:rPr>
-              <w:t>Ziconotide</w:t>
-            </w:r>
-          </w:p>
-        </w:tc>
-        <w:tc>
-          <w:tcPr>
-            <w:tcW w:w="2760" w:type="dxa"/>
-            <w:tcBorders>
-              <w:top w:val="nil"/>
-              <w:left w:val="nil"/>
-              <w:bottom w:val="single" w:sz="4" w:space="0" w:color="C0C0C0"/>
-              <w:right w:val="single" w:sz="4" w:space="0" w:color="C0C0C0"/>
-            </w:tcBorders>
-            <w:shd w:val="clear" w:color="auto" w:fill="auto"/>
-            <w:noWrap/>
-            <w:vAlign w:val="bottom"/>
-            <w:hideMark/>
-          </w:tcPr>
-          <w:p>
-            <w:pPr>
-              <w:jc w:val="right"/>
-              <w:rPr>
-                <w:rFonts w:eastAsia="Times New Roman"/>
-                <w:color w:val="000000"/>
-                <w:kern w:val="0"/>
+              </w:rPr>
+              <w:t>1</w:t>
+            </w:r>
+          </w:p>
+        </w:tc>
+        <w:tc>
+          <w:tcPr>
+            <w:tcW w:type="dxa" w:w="2047"/>
+          </w:tcPr>
+          <w:p>
+            <w:pPr>
+              <w:jc w:val="center"/>
+            </w:pPr>
+            <w:r>
+              <w:rPr>
                 <w:sz w:val="22"/>
-                <w:szCs w:val="22"/>
-                <w:lang w:val="en-US" w:eastAsia="pt-BR"/>
-                <w14:ligatures w14:val="none"/>
-              </w:rPr>
-            </w:pPr>
-            <w:r>
-              <w:rPr>
-                <w:rFonts w:eastAsia="Times New Roman"/>
-                <w:color w:val="000000"/>
-                <w:kern w:val="0"/>
+              </w:rPr>
+              <w:t>3</w:t>
+            </w:r>
+          </w:p>
+        </w:tc>
+        <w:tc>
+          <w:tcPr>
+            <w:tcW w:type="dxa" w:w="2047"/>
+          </w:tcPr>
+          <w:p>
+            <w:pPr>
+              <w:jc w:val="center"/>
+            </w:pPr>
+            <w:r>
+              <w:rPr>
                 <w:sz w:val="22"/>
-                <w:szCs w:val="22"/>
-                <w:lang w:val="en-US" w:eastAsia="pt-BR"/>
-                <w14:ligatures w14:val="none"/>
-              </w:rPr>
-              <w:t>18</w:t>
+              </w:rPr>
+              <w:t>4</w:t>
             </w:r>
           </w:p>
         </w:tc>
       </w:tr>
       <w:tr>
-        <w:trPr>
-          <w:trHeight w:val="300"/>
-        </w:trPr>
-        <w:tc>
-          <w:tcPr>
-            <w:tcW w:w="3660" w:type="dxa"/>
-            <w:tcBorders>
-              <w:top w:val="nil"/>
-              <w:left w:val="single" w:sz="4" w:space="0" w:color="C0C0C0"/>
-              <w:bottom w:val="single" w:sz="4" w:space="0" w:color="C0C0C0"/>
-              <w:right w:val="single" w:sz="4" w:space="0" w:color="C0C0C0"/>
-            </w:tcBorders>
-            <w:shd w:val="clear" w:color="auto" w:fill="auto"/>
-            <w:noWrap/>
-            <w:vAlign w:val="bottom"/>
-            <w:hideMark/>
-          </w:tcPr>
-          <w:p>
-            <w:pPr>
-              <w:rPr>
-                <w:rFonts w:eastAsia="Times New Roman"/>
-                <w:color w:val="000000"/>
-                <w:kern w:val="0"/>
+        <w:tc>
+          <w:tcPr>
+            <w:tcW w:type="dxa" w:w="3660"/>
+          </w:tcPr>
+          <w:p>
+            <w:pPr>
+              <w:jc w:val="left"/>
+            </w:pPr>
+            <w:r>
+              <w:rPr>
                 <w:sz w:val="22"/>
-                <w:szCs w:val="22"/>
-                <w:lang w:val="en-US" w:eastAsia="pt-BR"/>
-                <w14:ligatures w14:val="none"/>
-              </w:rPr>
-            </w:pPr>
-            <w:proofErr w:type="spellStart"/>
-            <w:r>
-              <w:rPr>
-                <w:rFonts w:eastAsia="Times New Roman"/>
-                <w:color w:val="000000"/>
-                <w:kern w:val="0"/>
+              </w:rPr>
+              <w:t>Polatuzumab vedotin</w:t>
+            </w:r>
+          </w:p>
+        </w:tc>
+        <w:tc>
+          <w:tcPr>
+            <w:tcW w:type="dxa" w:w="2047"/>
+          </w:tcPr>
+          <w:p>
+            <w:pPr>
+              <w:jc w:val="center"/>
+            </w:pPr>
+            <w:r>
+              <w:rPr>
                 <w:sz w:val="22"/>
-                <w:szCs w:val="22"/>
-                <w:lang w:val="en-US" w:eastAsia="pt-BR"/>
-                <w14:ligatures w14:val="none"/>
-              </w:rPr>
-              <w:t>Plitidepsin</w:t>
-            </w:r>
-            <w:proofErr w:type="spellEnd"/>
-          </w:p>
-        </w:tc>
-        <w:tc>
-          <w:tcPr>
-            <w:tcW w:w="2760" w:type="dxa"/>
-            <w:tcBorders>
-              <w:top w:val="nil"/>
-              <w:left w:val="nil"/>
-              <w:bottom w:val="single" w:sz="4" w:space="0" w:color="C0C0C0"/>
-              <w:right w:val="single" w:sz="4" w:space="0" w:color="C0C0C0"/>
-            </w:tcBorders>
-            <w:shd w:val="clear" w:color="auto" w:fill="auto"/>
-            <w:noWrap/>
-            <w:vAlign w:val="bottom"/>
-            <w:hideMark/>
-          </w:tcPr>
-          <w:p>
-            <w:pPr>
-              <w:jc w:val="right"/>
-              <w:rPr>
-                <w:rFonts w:eastAsia="Times New Roman"/>
-                <w:color w:val="000000"/>
-                <w:kern w:val="0"/>
+              </w:rPr>
+              <w:t>4</w:t>
+            </w:r>
+          </w:p>
+        </w:tc>
+        <w:tc>
+          <w:tcPr>
+            <w:tcW w:type="dxa" w:w="2047"/>
+          </w:tcPr>
+          <w:p>
+            <w:pPr>
+              <w:jc w:val="center"/>
+            </w:pPr>
+            <w:r>
+              <w:rPr>
                 <w:sz w:val="22"/>
-                <w:szCs w:val="22"/>
-                <w:lang w:val="en-US" w:eastAsia="pt-BR"/>
-                <w14:ligatures w14:val="none"/>
-              </w:rPr>
-            </w:pPr>
-            <w:r>
-              <w:rPr>
-                <w:rFonts w:eastAsia="Times New Roman"/>
-                <w:color w:val="000000"/>
-                <w:kern w:val="0"/>
+              </w:rPr>
+              <w:t>0</w:t>
+            </w:r>
+          </w:p>
+        </w:tc>
+        <w:tc>
+          <w:tcPr>
+            <w:tcW w:type="dxa" w:w="2047"/>
+          </w:tcPr>
+          <w:p>
+            <w:pPr>
+              <w:jc w:val="center"/>
+            </w:pPr>
+            <w:r>
+              <w:rPr>
                 <w:sz w:val="22"/>
-                <w:szCs w:val="22"/>
-                <w:lang w:val="en-US" w:eastAsia="pt-BR"/>
-                <w14:ligatures w14:val="none"/>
-              </w:rPr>
-              <w:t>12</w:t>
+              </w:rPr>
+              <w:t>4</w:t>
             </w:r>
           </w:p>
         </w:tc>
       </w:tr>
       <w:tr>
-        <w:trPr>
-          <w:trHeight w:val="300"/>
-        </w:trPr>
-        <w:tc>
-          <w:tcPr>
-            <w:tcW w:w="3660" w:type="dxa"/>
-            <w:tcBorders>
-              <w:top w:val="nil"/>
-              <w:left w:val="single" w:sz="4" w:space="0" w:color="C0C0C0"/>
-              <w:bottom w:val="single" w:sz="4" w:space="0" w:color="C0C0C0"/>
-              <w:right w:val="single" w:sz="4" w:space="0" w:color="C0C0C0"/>
-            </w:tcBorders>
-            <w:shd w:val="clear" w:color="auto" w:fill="auto"/>
-            <w:noWrap/>
-            <w:vAlign w:val="bottom"/>
-            <w:hideMark/>
-          </w:tcPr>
-          <w:p>
-            <w:pPr>
-              <w:rPr>
-                <w:rFonts w:eastAsia="Times New Roman"/>
-                <w:color w:val="000000"/>
-                <w:kern w:val="0"/>
+        <w:tc>
+          <w:tcPr>
+            <w:tcW w:type="dxa" w:w="3660"/>
+          </w:tcPr>
+          <w:p>
+            <w:pPr>
+              <w:jc w:val="left"/>
+            </w:pPr>
+            <w:r>
+              <w:rPr>
                 <w:sz w:val="22"/>
-                <w:szCs w:val="22"/>
-                <w:lang w:val="en-US" w:eastAsia="pt-BR"/>
-                <w14:ligatures w14:val="none"/>
-              </w:rPr>
-            </w:pPr>
-            <w:r>
-              <w:rPr>
-                <w:rFonts w:eastAsia="Times New Roman"/>
-                <w:color w:val="000000"/>
-                <w:kern w:val="0"/>
+              </w:rPr>
+              <w:t>Enfortumab vedotin</w:t>
+            </w:r>
+          </w:p>
+        </w:tc>
+        <w:tc>
+          <w:tcPr>
+            <w:tcW w:type="dxa" w:w="2047"/>
+          </w:tcPr>
+          <w:p>
+            <w:pPr>
+              <w:jc w:val="center"/>
+            </w:pPr>
+            <w:r>
+              <w:rPr>
                 <w:sz w:val="22"/>
-                <w:szCs w:val="22"/>
-                <w:lang w:val="en-US" w:eastAsia="pt-BR"/>
-                <w14:ligatures w14:val="none"/>
-              </w:rPr>
-              <w:t>Omega 3 acid ethyl esters</w:t>
-            </w:r>
-          </w:p>
-        </w:tc>
-        <w:tc>
-          <w:tcPr>
-            <w:tcW w:w="2760" w:type="dxa"/>
-            <w:tcBorders>
-              <w:top w:val="nil"/>
-              <w:left w:val="nil"/>
-              <w:bottom w:val="single" w:sz="4" w:space="0" w:color="C0C0C0"/>
-              <w:right w:val="single" w:sz="4" w:space="0" w:color="C0C0C0"/>
-            </w:tcBorders>
-            <w:shd w:val="clear" w:color="auto" w:fill="auto"/>
-            <w:noWrap/>
-            <w:vAlign w:val="bottom"/>
-            <w:hideMark/>
-          </w:tcPr>
-          <w:p>
-            <w:pPr>
-              <w:jc w:val="right"/>
-              <w:rPr>
-                <w:rFonts w:eastAsia="Times New Roman"/>
-                <w:color w:val="000000"/>
-                <w:kern w:val="0"/>
+              </w:rPr>
+              <w:t>2</w:t>
+            </w:r>
+          </w:p>
+        </w:tc>
+        <w:tc>
+          <w:tcPr>
+            <w:tcW w:type="dxa" w:w="2047"/>
+          </w:tcPr>
+          <w:p>
+            <w:pPr>
+              <w:jc w:val="center"/>
+            </w:pPr>
+            <w:r>
+              <w:rPr>
                 <w:sz w:val="22"/>
-                <w:szCs w:val="22"/>
-                <w:lang w:val="en-US" w:eastAsia="pt-BR"/>
-                <w14:ligatures w14:val="none"/>
-              </w:rPr>
-            </w:pPr>
-            <w:r>
-              <w:rPr>
-                <w:rFonts w:eastAsia="Times New Roman"/>
-                <w:color w:val="000000"/>
-                <w:kern w:val="0"/>
+              </w:rPr>
+              <w:t>2</w:t>
+            </w:r>
+          </w:p>
+        </w:tc>
+        <w:tc>
+          <w:tcPr>
+            <w:tcW w:type="dxa" w:w="2047"/>
+          </w:tcPr>
+          <w:p>
+            <w:pPr>
+              <w:jc w:val="center"/>
+            </w:pPr>
+            <w:r>
+              <w:rPr>
                 <w:sz w:val="22"/>
-                <w:szCs w:val="22"/>
-                <w:lang w:val="en-US" w:eastAsia="pt-BR"/>
-                <w14:ligatures w14:val="none"/>
-              </w:rPr>
-              <w:t>8</w:t>
+              </w:rPr>
+              <w:t>4</w:t>
             </w:r>
           </w:p>
         </w:tc>
       </w:tr>
       <w:tr>
-        <w:trPr>
-          <w:trHeight w:val="300"/>
-        </w:trPr>
-        <w:tc>
-          <w:tcPr>
-            <w:tcW w:w="3660" w:type="dxa"/>
-            <w:tcBorders>
-              <w:top w:val="nil"/>
-              <w:left w:val="single" w:sz="4" w:space="0" w:color="C0C0C0"/>
-              <w:bottom w:val="single" w:sz="4" w:space="0" w:color="C0C0C0"/>
-              <w:right w:val="single" w:sz="4" w:space="0" w:color="C0C0C0"/>
-            </w:tcBorders>
-            <w:shd w:val="clear" w:color="auto" w:fill="auto"/>
-            <w:noWrap/>
-            <w:vAlign w:val="bottom"/>
-            <w:hideMark/>
-          </w:tcPr>
-          <w:p>
-            <w:pPr>
-              <w:rPr>
-                <w:rFonts w:eastAsia="Times New Roman"/>
-                <w:color w:val="000000"/>
-                <w:kern w:val="0"/>
+        <w:tc>
+          <w:tcPr>
+            <w:tcW w:type="dxa" w:w="3660"/>
+          </w:tcPr>
+          <w:p>
+            <w:pPr>
+              <w:jc w:val="left"/>
+            </w:pPr>
+            <w:r>
+              <w:rPr>
                 <w:sz w:val="22"/>
-                <w:szCs w:val="22"/>
-                <w:lang w:val="en-US" w:eastAsia="pt-BR"/>
-                <w14:ligatures w14:val="none"/>
-              </w:rPr>
-            </w:pPr>
-            <w:proofErr w:type="spellStart"/>
-            <w:r>
-              <w:rPr>
-                <w:rFonts w:eastAsia="Times New Roman"/>
-                <w:color w:val="000000"/>
-                <w:kern w:val="0"/>
+              </w:rPr>
+              <w:t>Plitidepsin</w:t>
+            </w:r>
+          </w:p>
+        </w:tc>
+        <w:tc>
+          <w:tcPr>
+            <w:tcW w:type="dxa" w:w="2047"/>
+          </w:tcPr>
+          <w:p>
+            <w:pPr>
+              <w:jc w:val="center"/>
+            </w:pPr>
+            <w:r>
+              <w:rPr>
                 <w:sz w:val="22"/>
-                <w:szCs w:val="22"/>
-                <w:lang w:val="en-US" w:eastAsia="pt-BR"/>
-                <w14:ligatures w14:val="none"/>
-              </w:rPr>
-              <w:t>Polatuzumab</w:t>
-            </w:r>
-            <w:proofErr w:type="spellEnd"/>
-            <w:r>
-              <w:rPr>
-                <w:rFonts w:eastAsia="Times New Roman"/>
-                <w:color w:val="000000"/>
-                <w:kern w:val="0"/>
+              </w:rPr>
+              <w:t>0</w:t>
+            </w:r>
+          </w:p>
+        </w:tc>
+        <w:tc>
+          <w:tcPr>
+            <w:tcW w:type="dxa" w:w="2047"/>
+          </w:tcPr>
+          <w:p>
+            <w:pPr>
+              <w:jc w:val="center"/>
+            </w:pPr>
+            <w:r>
+              <w:rPr>
                 <w:sz w:val="22"/>
-                <w:szCs w:val="22"/>
-                <w:lang w:val="en-US" w:eastAsia="pt-BR"/>
-                <w14:ligatures w14:val="none"/>
-              </w:rPr>
-              <w:t xml:space="preserve"> </w:t>
-            </w:r>
-            <w:proofErr w:type="spellStart"/>
-            <w:r>
-              <w:rPr>
-                <w:rFonts w:eastAsia="Times New Roman"/>
-                <w:color w:val="000000"/>
-                <w:kern w:val="0"/>
+              </w:rPr>
+              <w:t>2</w:t>
+            </w:r>
+          </w:p>
+        </w:tc>
+        <w:tc>
+          <w:tcPr>
+            <w:tcW w:type="dxa" w:w="2047"/>
+          </w:tcPr>
+          <w:p>
+            <w:pPr>
+              <w:jc w:val="center"/>
+            </w:pPr>
+            <w:r>
+              <w:rPr>
                 <w:sz w:val="22"/>
-                <w:szCs w:val="22"/>
-                <w:lang w:val="en-US" w:eastAsia="pt-BR"/>
-                <w14:ligatures w14:val="none"/>
-              </w:rPr>
-              <w:t>vedotin</w:t>
-            </w:r>
-            <w:proofErr w:type="spellEnd"/>
-          </w:p>
-        </w:tc>
-        <w:tc>
-          <w:tcPr>
-            <w:tcW w:w="2760" w:type="dxa"/>
-            <w:tcBorders>
-              <w:top w:val="nil"/>
-              <w:left w:val="nil"/>
-              <w:bottom w:val="single" w:sz="4" w:space="0" w:color="C0C0C0"/>
-              <w:right w:val="single" w:sz="4" w:space="0" w:color="C0C0C0"/>
-            </w:tcBorders>
-            <w:shd w:val="clear" w:color="auto" w:fill="auto"/>
-            <w:noWrap/>
-            <w:vAlign w:val="bottom"/>
-            <w:hideMark/>
-          </w:tcPr>
-          <w:p>
-            <w:pPr>
-              <w:jc w:val="right"/>
-              <w:rPr>
-                <w:rFonts w:eastAsia="Times New Roman"/>
-                <w:color w:val="000000"/>
-                <w:kern w:val="0"/>
-                <w:sz w:val="22"/>
-                <w:szCs w:val="22"/>
-                <w:lang w:val="en-US" w:eastAsia="pt-BR"/>
-                <w14:ligatures w14:val="none"/>
-              </w:rPr>
-            </w:pPr>
-            <w:r>
-              <w:rPr>
-                <w:rFonts w:eastAsia="Times New Roman"/>
-                <w:color w:val="000000"/>
-                <w:kern w:val="0"/>
-                <w:sz w:val="22"/>
-                <w:szCs w:val="22"/>
-                <w:lang w:val="en-US" w:eastAsia="pt-BR"/>
-                <w14:ligatures w14:val="none"/>
-              </w:rPr>
-              <w:t>5</w:t>
+              </w:rPr>
+              <w:t>2</w:t>
             </w:r>
           </w:p>
         </w:tc>
       </w:tr>
       <w:tr>
-        <w:trPr>
-          <w:trHeight w:val="300"/>
-        </w:trPr>
-        <w:tc>
-          <w:tcPr>
-            <w:tcW w:w="3660" w:type="dxa"/>
-            <w:tcBorders>
-              <w:top w:val="nil"/>
-              <w:left w:val="single" w:sz="4" w:space="0" w:color="C0C0C0"/>
-              <w:bottom w:val="single" w:sz="4" w:space="0" w:color="C0C0C0"/>
-              <w:right w:val="single" w:sz="4" w:space="0" w:color="C0C0C0"/>
-            </w:tcBorders>
-            <w:shd w:val="clear" w:color="auto" w:fill="auto"/>
-            <w:noWrap/>
-            <w:vAlign w:val="bottom"/>
-            <w:hideMark/>
-          </w:tcPr>
-          <w:p>
-            <w:pPr>
-              <w:rPr>
-                <w:rFonts w:eastAsia="Times New Roman"/>
-                <w:color w:val="000000"/>
-                <w:kern w:val="0"/>
+        <w:tc>
+          <w:tcPr>
+            <w:tcW w:type="dxa" w:w="3660"/>
+          </w:tcPr>
+          <w:p>
+            <w:pPr>
+              <w:jc w:val="left"/>
+            </w:pPr>
+            <w:r>
+              <w:rPr>
                 <w:sz w:val="22"/>
-                <w:szCs w:val="22"/>
-                <w:lang w:val="en-US" w:eastAsia="pt-BR"/>
-                <w14:ligatures w14:val="none"/>
-              </w:rPr>
-            </w:pPr>
-            <w:r>
-              <w:rPr>
-                <w:rFonts w:eastAsia="Times New Roman"/>
-                <w:color w:val="000000"/>
-                <w:kern w:val="0"/>
+              </w:rPr>
+              <w:t>Omega 3 acid ethyl esters</w:t>
+            </w:r>
+          </w:p>
+        </w:tc>
+        <w:tc>
+          <w:tcPr>
+            <w:tcW w:type="dxa" w:w="2047"/>
+          </w:tcPr>
+          <w:p>
+            <w:pPr>
+              <w:jc w:val="center"/>
+            </w:pPr>
+            <w:r>
+              <w:rPr>
                 <w:sz w:val="22"/>
-                <w:szCs w:val="22"/>
-                <w:lang w:val="en-US" w:eastAsia="pt-BR"/>
-                <w14:ligatures w14:val="none"/>
-              </w:rPr>
-              <w:t>Omega 3 carboxylic acid</w:t>
-            </w:r>
-          </w:p>
-        </w:tc>
-        <w:tc>
-          <w:tcPr>
-            <w:tcW w:w="2760" w:type="dxa"/>
-            <w:tcBorders>
-              <w:top w:val="nil"/>
-              <w:left w:val="nil"/>
-              <w:bottom w:val="single" w:sz="4" w:space="0" w:color="C0C0C0"/>
-              <w:right w:val="single" w:sz="4" w:space="0" w:color="C0C0C0"/>
-            </w:tcBorders>
-            <w:shd w:val="clear" w:color="auto" w:fill="auto"/>
-            <w:noWrap/>
-            <w:vAlign w:val="bottom"/>
-            <w:hideMark/>
-          </w:tcPr>
-          <w:p>
-            <w:pPr>
-              <w:jc w:val="right"/>
-              <w:rPr>
-                <w:rFonts w:eastAsia="Times New Roman"/>
-                <w:color w:val="000000"/>
-                <w:kern w:val="0"/>
+              </w:rPr>
+              <w:t>2</w:t>
+            </w:r>
+          </w:p>
+        </w:tc>
+        <w:tc>
+          <w:tcPr>
+            <w:tcW w:type="dxa" w:w="2047"/>
+          </w:tcPr>
+          <w:p>
+            <w:pPr>
+              <w:jc w:val="center"/>
+            </w:pPr>
+            <w:r>
+              <w:rPr>
                 <w:sz w:val="22"/>
-                <w:szCs w:val="22"/>
-                <w:lang w:val="en-US" w:eastAsia="pt-BR"/>
-                <w14:ligatures w14:val="none"/>
-              </w:rPr>
-            </w:pPr>
-            <w:r>
-              <w:rPr>
-                <w:rFonts w:eastAsia="Times New Roman"/>
-                <w:color w:val="000000"/>
-                <w:kern w:val="0"/>
+              </w:rPr>
+              <w:t>0</w:t>
+            </w:r>
+          </w:p>
+        </w:tc>
+        <w:tc>
+          <w:tcPr>
+            <w:tcW w:type="dxa" w:w="2047"/>
+          </w:tcPr>
+          <w:p>
+            <w:pPr>
+              <w:jc w:val="center"/>
+            </w:pPr>
+            <w:r>
+              <w:rPr>
                 <w:sz w:val="22"/>
-                <w:szCs w:val="22"/>
-                <w:lang w:val="en-US" w:eastAsia="pt-BR"/>
-                <w14:ligatures w14:val="none"/>
-              </w:rPr>
-              <w:t>4</w:t>
+              </w:rPr>
+              <w:t>2</w:t>
             </w:r>
           </w:p>
         </w:tc>
       </w:tr>
       <w:tr>
-        <w:trPr>
-          <w:trHeight w:val="300"/>
-        </w:trPr>
-        <w:tc>
-          <w:tcPr>
-            <w:tcW w:w="3660" w:type="dxa"/>
-            <w:tcBorders>
-              <w:top w:val="nil"/>
-              <w:left w:val="single" w:sz="4" w:space="0" w:color="C0C0C0"/>
-              <w:bottom w:val="single" w:sz="4" w:space="0" w:color="C0C0C0"/>
-              <w:right w:val="single" w:sz="4" w:space="0" w:color="C0C0C0"/>
-            </w:tcBorders>
-            <w:shd w:val="clear" w:color="auto" w:fill="auto"/>
-            <w:noWrap/>
-            <w:vAlign w:val="bottom"/>
-            <w:hideMark/>
-          </w:tcPr>
-          <w:p>
-            <w:pPr>
-              <w:rPr>
-                <w:rFonts w:eastAsia="Times New Roman"/>
-                <w:color w:val="000000"/>
-                <w:kern w:val="0"/>
+        <w:tc>
+          <w:tcPr>
+            <w:tcW w:type="dxa" w:w="3660"/>
+          </w:tcPr>
+          <w:p>
+            <w:pPr>
+              <w:jc w:val="left"/>
+            </w:pPr>
+            <w:r>
+              <w:rPr>
                 <w:sz w:val="22"/>
-                <w:szCs w:val="22"/>
-                <w:lang w:val="en-US" w:eastAsia="pt-BR"/>
-                <w14:ligatures w14:val="none"/>
-              </w:rPr>
-            </w:pPr>
-            <w:proofErr w:type="spellStart"/>
-            <w:r>
-              <w:rPr>
-                <w:rFonts w:eastAsia="Times New Roman"/>
-                <w:color w:val="000000"/>
-                <w:kern w:val="0"/>
+              </w:rPr>
+              <w:t>Ziconotide</w:t>
+            </w:r>
+          </w:p>
+        </w:tc>
+        <w:tc>
+          <w:tcPr>
+            <w:tcW w:type="dxa" w:w="2047"/>
+          </w:tcPr>
+          <w:p>
+            <w:pPr>
+              <w:jc w:val="center"/>
+            </w:pPr>
+            <w:r>
+              <w:rPr>
                 <w:sz w:val="22"/>
-                <w:szCs w:val="22"/>
-                <w:lang w:val="en-US" w:eastAsia="pt-BR"/>
-                <w14:ligatures w14:val="none"/>
-              </w:rPr>
-              <w:t>Enfortumab</w:t>
-            </w:r>
-            <w:proofErr w:type="spellEnd"/>
-            <w:r>
-              <w:rPr>
-                <w:rFonts w:eastAsia="Times New Roman"/>
-                <w:color w:val="000000"/>
-                <w:kern w:val="0"/>
+              </w:rPr>
+              <w:t>1</w:t>
+            </w:r>
+          </w:p>
+        </w:tc>
+        <w:tc>
+          <w:tcPr>
+            <w:tcW w:type="dxa" w:w="2047"/>
+          </w:tcPr>
+          <w:p>
+            <w:pPr>
+              <w:jc w:val="center"/>
+            </w:pPr>
+            <w:r>
+              <w:rPr>
                 <w:sz w:val="22"/>
-                <w:szCs w:val="22"/>
-                <w:lang w:val="en-US" w:eastAsia="pt-BR"/>
-                <w14:ligatures w14:val="none"/>
-              </w:rPr>
-              <w:t xml:space="preserve"> </w:t>
-            </w:r>
-            <w:proofErr w:type="spellStart"/>
-            <w:r>
-              <w:rPr>
-                <w:rFonts w:eastAsia="Times New Roman"/>
-                <w:color w:val="000000"/>
-                <w:kern w:val="0"/>
+              </w:rPr>
+              <w:t>0</w:t>
+            </w:r>
+          </w:p>
+        </w:tc>
+        <w:tc>
+          <w:tcPr>
+            <w:tcW w:type="dxa" w:w="2047"/>
+          </w:tcPr>
+          <w:p>
+            <w:pPr>
+              <w:jc w:val="center"/>
+            </w:pPr>
+            <w:r>
+              <w:rPr>
                 <w:sz w:val="22"/>
-                <w:szCs w:val="22"/>
-                <w:lang w:val="en-US" w:eastAsia="pt-BR"/>
-                <w14:ligatures w14:val="none"/>
-              </w:rPr>
-              <w:t>vedotin</w:t>
-            </w:r>
-            <w:proofErr w:type="spellEnd"/>
-          </w:p>
-        </w:tc>
-        <w:tc>
-          <w:tcPr>
-            <w:tcW w:w="2760" w:type="dxa"/>
-            <w:tcBorders>
-              <w:top w:val="nil"/>
-              <w:left w:val="nil"/>
-              <w:bottom w:val="single" w:sz="4" w:space="0" w:color="C0C0C0"/>
-              <w:right w:val="single" w:sz="4" w:space="0" w:color="C0C0C0"/>
-            </w:tcBorders>
-            <w:shd w:val="clear" w:color="auto" w:fill="auto"/>
-            <w:noWrap/>
-            <w:vAlign w:val="bottom"/>
-            <w:hideMark/>
-          </w:tcPr>
-          <w:p>
-            <w:pPr>
-              <w:jc w:val="right"/>
-              <w:rPr>
-                <w:rFonts w:eastAsia="Times New Roman"/>
-                <w:color w:val="000000"/>
-                <w:kern w:val="0"/>
-                <w:sz w:val="22"/>
-                <w:szCs w:val="22"/>
-                <w:lang w:val="en-US" w:eastAsia="pt-BR"/>
-                <w14:ligatures w14:val="none"/>
-              </w:rPr>
-            </w:pPr>
-            <w:r>
-              <w:rPr>
-                <w:rFonts w:eastAsia="Times New Roman"/>
-                <w:color w:val="000000"/>
-                <w:kern w:val="0"/>
-                <w:sz w:val="22"/>
-                <w:szCs w:val="22"/>
-                <w:lang w:val="en-US" w:eastAsia="pt-BR"/>
-                <w14:ligatures w14:val="none"/>
-              </w:rPr>
-              <w:t>2</w:t>
+              </w:rPr>
+              <w:t>1</w:t>
             </w:r>
           </w:p>
         </w:tc>
       </w:tr>
       <w:tr>
-        <w:trPr>
-          <w:trHeight w:val="300"/>
-        </w:trPr>
-        <w:tc>
-          <w:tcPr>
-            <w:tcW w:w="3660" w:type="dxa"/>
-            <w:tcBorders>
-              <w:top w:val="nil"/>
-              <w:left w:val="single" w:sz="4" w:space="0" w:color="C0C0C0"/>
-              <w:bottom w:val="single" w:sz="4" w:space="0" w:color="C0C0C0"/>
-              <w:right w:val="single" w:sz="4" w:space="0" w:color="C0C0C0"/>
-            </w:tcBorders>
-            <w:shd w:val="clear" w:color="auto" w:fill="auto"/>
-            <w:noWrap/>
-            <w:vAlign w:val="bottom"/>
-            <w:hideMark/>
-          </w:tcPr>
-          <w:p>
-            <w:pPr>
-              <w:rPr>
-                <w:rFonts w:eastAsia="Times New Roman"/>
-                <w:color w:val="000000"/>
-                <w:kern w:val="0"/>
+        <w:tc>
+          <w:tcPr>
+            <w:tcW w:type="dxa" w:w="3660"/>
+          </w:tcPr>
+          <w:p>
+            <w:pPr>
+              <w:jc w:val="left"/>
+            </w:pPr>
+            <w:r>
+              <w:rPr>
                 <w:sz w:val="22"/>
-                <w:szCs w:val="22"/>
-                <w:lang w:val="en-US" w:eastAsia="pt-BR"/>
-                <w14:ligatures w14:val="none"/>
-              </w:rPr>
-            </w:pPr>
-            <w:proofErr w:type="spellStart"/>
-            <w:r>
-              <w:rPr>
-                <w:rFonts w:eastAsia="Times New Roman"/>
-                <w:color w:val="000000"/>
-                <w:kern w:val="0"/>
+              </w:rPr>
+              <w:t>Omega 3 carboxylic acid</w:t>
+            </w:r>
+          </w:p>
+        </w:tc>
+        <w:tc>
+          <w:tcPr>
+            <w:tcW w:type="dxa" w:w="2047"/>
+          </w:tcPr>
+          <w:p>
+            <w:pPr>
+              <w:jc w:val="center"/>
+            </w:pPr>
+            <w:r>
+              <w:rPr>
                 <w:sz w:val="22"/>
-                <w:szCs w:val="22"/>
-                <w:lang w:val="en-US" w:eastAsia="pt-BR"/>
-                <w14:ligatures w14:val="none"/>
-              </w:rPr>
-              <w:t>Eribulin</w:t>
-            </w:r>
-            <w:proofErr w:type="spellEnd"/>
-            <w:r>
-              <w:rPr>
-                <w:rFonts w:eastAsia="Times New Roman"/>
-                <w:color w:val="000000"/>
-                <w:kern w:val="0"/>
+              </w:rPr>
+              <w:t>0</w:t>
+            </w:r>
+          </w:p>
+        </w:tc>
+        <w:tc>
+          <w:tcPr>
+            <w:tcW w:type="dxa" w:w="2047"/>
+          </w:tcPr>
+          <w:p>
+            <w:pPr>
+              <w:jc w:val="center"/>
+            </w:pPr>
+            <w:r>
+              <w:rPr>
                 <w:sz w:val="22"/>
-                <w:szCs w:val="22"/>
-                <w:lang w:val="en-US" w:eastAsia="pt-BR"/>
-                <w14:ligatures w14:val="none"/>
-              </w:rPr>
-              <w:t xml:space="preserve"> mesylate</w:t>
-            </w:r>
-          </w:p>
-        </w:tc>
-        <w:tc>
-          <w:tcPr>
-            <w:tcW w:w="2760" w:type="dxa"/>
-            <w:tcBorders>
-              <w:top w:val="nil"/>
-              <w:left w:val="nil"/>
-              <w:bottom w:val="single" w:sz="4" w:space="0" w:color="C0C0C0"/>
-              <w:right w:val="single" w:sz="4" w:space="0" w:color="C0C0C0"/>
-            </w:tcBorders>
-            <w:shd w:val="clear" w:color="auto" w:fill="auto"/>
-            <w:noWrap/>
-            <w:vAlign w:val="bottom"/>
-            <w:hideMark/>
-          </w:tcPr>
-          <w:p>
-            <w:pPr>
-              <w:jc w:val="right"/>
-              <w:rPr>
-                <w:rFonts w:eastAsia="Times New Roman"/>
-                <w:color w:val="000000"/>
-                <w:kern w:val="0"/>
+              </w:rPr>
+              <w:t>0</w:t>
+            </w:r>
+          </w:p>
+        </w:tc>
+        <w:tc>
+          <w:tcPr>
+            <w:tcW w:type="dxa" w:w="2047"/>
+          </w:tcPr>
+          <w:p>
+            <w:pPr>
+              <w:jc w:val="center"/>
+            </w:pPr>
+            <w:r>
+              <w:rPr>
                 <w:sz w:val="22"/>
-                <w:szCs w:val="22"/>
-                <w:lang w:val="en-US" w:eastAsia="pt-BR"/>
-                <w14:ligatures w14:val="none"/>
-              </w:rPr>
-            </w:pPr>
-            <w:r>
-              <w:rPr>
-                <w:rFonts w:eastAsia="Times New Roman"/>
-                <w:color w:val="000000"/>
-                <w:kern w:val="0"/>
-                <w:sz w:val="22"/>
-                <w:szCs w:val="22"/>
-                <w:lang w:val="en-US" w:eastAsia="pt-BR"/>
-                <w14:ligatures w14:val="none"/>
-              </w:rPr>
-              <w:t>2</w:t>
+              </w:rPr>
+              <w:t>0</w:t>
             </w:r>
           </w:p>
         </w:tc>
       </w:tr>
       <w:tr>
-        <w:trPr>
-          <w:trHeight w:val="300"/>
-        </w:trPr>
-        <w:tc>
-          <w:tcPr>
-            <w:tcW w:w="3660" w:type="dxa"/>
-            <w:tcBorders>
-              <w:top w:val="nil"/>
-              <w:left w:val="single" w:sz="4" w:space="0" w:color="C0C0C0"/>
-              <w:bottom w:val="single" w:sz="4" w:space="0" w:color="C0C0C0"/>
-              <w:right w:val="single" w:sz="4" w:space="0" w:color="C0C0C0"/>
-            </w:tcBorders>
-            <w:shd w:val="clear" w:color="auto" w:fill="auto"/>
-            <w:noWrap/>
-            <w:vAlign w:val="bottom"/>
-            <w:hideMark/>
-          </w:tcPr>
-          <w:p>
-            <w:pPr>
-              <w:rPr>
-                <w:rFonts w:eastAsia="Times New Roman"/>
-                <w:color w:val="000000"/>
-                <w:kern w:val="0"/>
+        <w:tc>
+          <w:tcPr>
+            <w:tcW w:type="dxa" w:w="3660"/>
+          </w:tcPr>
+          <w:p>
+            <w:pPr>
+              <w:jc w:val="left"/>
+            </w:pPr>
+            <w:r>
+              <w:rPr>
                 <w:sz w:val="22"/>
-                <w:szCs w:val="22"/>
-                <w:lang w:val="en-US" w:eastAsia="pt-BR"/>
-                <w14:ligatures w14:val="none"/>
-              </w:rPr>
-            </w:pPr>
-            <w:r>
-              <w:rPr>
-                <w:rFonts w:eastAsia="Times New Roman"/>
-                <w:color w:val="000000"/>
-                <w:kern w:val="0"/>
+              </w:rPr>
+              <w:t>Lurbinectedin</w:t>
+            </w:r>
+          </w:p>
+        </w:tc>
+        <w:tc>
+          <w:tcPr>
+            <w:tcW w:type="dxa" w:w="2047"/>
+          </w:tcPr>
+          <w:p>
+            <w:pPr>
+              <w:jc w:val="center"/>
+            </w:pPr>
+            <w:r>
+              <w:rPr>
                 <w:sz w:val="22"/>
-                <w:szCs w:val="22"/>
-                <w:lang w:val="en-US" w:eastAsia="pt-BR"/>
-                <w14:ligatures w14:val="none"/>
-              </w:rPr>
-              <w:t>Lurbinectedin</w:t>
-            </w:r>
-          </w:p>
-        </w:tc>
-        <w:tc>
-          <w:tcPr>
-            <w:tcW w:w="2760" w:type="dxa"/>
-            <w:tcBorders>
-              <w:top w:val="nil"/>
-              <w:left w:val="nil"/>
-              <w:bottom w:val="single" w:sz="4" w:space="0" w:color="C0C0C0"/>
-              <w:right w:val="single" w:sz="4" w:space="0" w:color="C0C0C0"/>
-            </w:tcBorders>
-            <w:shd w:val="clear" w:color="auto" w:fill="auto"/>
-            <w:noWrap/>
-            <w:vAlign w:val="bottom"/>
-            <w:hideMark/>
-          </w:tcPr>
-          <w:p>
-            <w:pPr>
-              <w:jc w:val="right"/>
-              <w:rPr>
-                <w:rFonts w:eastAsia="Times New Roman"/>
-                <w:color w:val="000000"/>
-                <w:kern w:val="0"/>
+              </w:rPr>
+              <w:t>0</w:t>
+            </w:r>
+          </w:p>
+        </w:tc>
+        <w:tc>
+          <w:tcPr>
+            <w:tcW w:type="dxa" w:w="2047"/>
+          </w:tcPr>
+          <w:p>
+            <w:pPr>
+              <w:jc w:val="center"/>
+            </w:pPr>
+            <w:r>
+              <w:rPr>
                 <w:sz w:val="22"/>
-                <w:szCs w:val="22"/>
-                <w:lang w:val="en-US" w:eastAsia="pt-BR"/>
-                <w14:ligatures w14:val="none"/>
-              </w:rPr>
-            </w:pPr>
-            <w:r>
-              <w:rPr>
-                <w:rFonts w:eastAsia="Times New Roman"/>
-                <w:color w:val="000000"/>
-                <w:kern w:val="0"/>
+              </w:rPr>
+              <w:t>0</w:t>
+            </w:r>
+          </w:p>
+        </w:tc>
+        <w:tc>
+          <w:tcPr>
+            <w:tcW w:type="dxa" w:w="2047"/>
+          </w:tcPr>
+          <w:p>
+            <w:pPr>
+              <w:jc w:val="center"/>
+            </w:pPr>
+            <w:r>
+              <w:rPr>
                 <w:sz w:val="22"/>
-                <w:szCs w:val="22"/>
-                <w:lang w:val="en-US" w:eastAsia="pt-BR"/>
-                <w14:ligatures w14:val="none"/>
-              </w:rPr>
-              <w:t>1</w:t>
+              </w:rPr>
+              <w:t>0</w:t>
             </w:r>
           </w:p>
         </w:tc>
@@ -5087,77 +4740,67 @@
         <w:rPr>
           <w:lang w:val="en-US"/>
         </w:rPr>
-        <w:t xml:space="preserve">In order to analyze the different compounds that generated each of the patents, according to their marine organism, a radial hierarchical diagram was generated as shown in Figure 3. The leading compound in total number of patents, Brentuximab </w:t>
+        <w:t xml:space="preserve">In order to analyze the different compounds that generated each of the patents, according to their marine organism, a radial hierarchical diagram was generated as shown in Figure 3. Brentuximab vedotin, Polatuzumab vedotin, and Enfortumab vedotin share the same marine organism of origin, Mollusk/Cyanobacterium; under the corrected relevance classification (Table 2), Cytarabine is the leading compound by number of Spain-relevant patent families (123), followed by Eribulin mesylate (8) and Brentuximab vedotin (7). </w:t>
       </w:r>
       <w:proofErr w:type="spellStart"/>
       <w:r>
         <w:rPr>
           <w:lang w:val="en-US"/>
         </w:rPr>
-        <w:t>vedotin</w:t>
       </w:r>
       <w:proofErr w:type="spellEnd"/>
       <w:r>
         <w:rPr>
           <w:lang w:val="en-US"/>
         </w:rPr>
-        <w:t xml:space="preserve">, as well as for </w:t>
       </w:r>
       <w:proofErr w:type="spellStart"/>
       <w:r>
         <w:rPr>
           <w:lang w:val="en-US"/>
         </w:rPr>
-        <w:t>Polatuzumab</w:t>
       </w:r>
       <w:proofErr w:type="spellEnd"/>
       <w:r>
         <w:rPr>
           <w:lang w:val="en-US"/>
         </w:rPr>
-        <w:t xml:space="preserve"> </w:t>
       </w:r>
       <w:proofErr w:type="spellStart"/>
       <w:r>
         <w:rPr>
           <w:lang w:val="en-US"/>
         </w:rPr>
-        <w:t>vedotin</w:t>
       </w:r>
       <w:proofErr w:type="spellEnd"/>
       <w:r>
         <w:rPr>
           <w:lang w:val="en-US"/>
         </w:rPr>
-        <w:t xml:space="preserve"> and </w:t>
       </w:r>
       <w:proofErr w:type="spellStart"/>
       <w:r>
         <w:rPr>
           <w:lang w:val="en-US"/>
         </w:rPr>
-        <w:t>Enfortumab</w:t>
       </w:r>
       <w:proofErr w:type="spellEnd"/>
       <w:r>
         <w:rPr>
           <w:lang w:val="en-US"/>
         </w:rPr>
-        <w:t xml:space="preserve"> </w:t>
       </w:r>
       <w:proofErr w:type="spellStart"/>
       <w:r>
         <w:rPr>
           <w:lang w:val="en-US"/>
         </w:rPr>
-        <w:t>vedotin</w:t>
       </w:r>
       <w:proofErr w:type="spellEnd"/>
       <w:r>
         <w:rPr>
           <w:lang w:val="en-US"/>
         </w:rPr>
-        <w:t xml:space="preserve">, the marine organisms are Mollusk/Cyanobacterium. </w:t>
       </w:r>
     </w:p>
     <w:p>
@@ -5273,35 +4916,31 @@
         <w:rPr>
           <w:lang w:val="en-US"/>
         </w:rPr>
-        <w:t xml:space="preserve">The second marine organism is responsible for originating three main compounds in the analysis (Cytarabine, Vidarabine, and </w:t>
+        <w:t xml:space="preserve">The Sponge marine organism originates three compounds in the analysis (Cytarabine, Vidarabine, and Eribulin mesylate); under the corrected classification, this group now accounts for the largest number of Spain-relevant patent families (135) of the five organism groups, ahead of Mollusk/Cyanobacterium (15). The Tunicate marine organism generates three compounds (Trabectedin, Plitidepsin, and Lurbinectedin), together accounting for 8 relevant families. The Cone snail is responsible for the Ziconotide-related patents (1 relevant family), and the fish-derived Omega-3 acid ethyl esters and Omega-3 carboxylic acid compounds together account for 2 relevant families. </w:t>
       </w:r>
       <w:proofErr w:type="spellStart"/>
       <w:r>
         <w:rPr>
           <w:lang w:val="en-US"/>
         </w:rPr>
-        <w:t>Eribulin</w:t>
       </w:r>
       <w:proofErr w:type="spellEnd"/>
       <w:r>
         <w:rPr>
           <w:lang w:val="en-US"/>
         </w:rPr>
-        <w:t xml:space="preserve"> mesylate), and is the sponges. The Tunicate marine organism generates the third largest compounds in the total number of patents, i.e., Trabectedin, </w:t>
       </w:r>
       <w:proofErr w:type="spellStart"/>
       <w:r>
         <w:rPr>
           <w:lang w:val="en-US"/>
         </w:rPr>
-        <w:t>Plitidepsin</w:t>
       </w:r>
       <w:proofErr w:type="spellEnd"/>
       <w:r>
         <w:rPr>
           <w:lang w:val="en-US"/>
         </w:rPr>
-        <w:t xml:space="preserve">, and Lurbinectedin. Fourthly, the Cone snail is responsible for generating the Ziconotide-related patents, while the fifth marine organism in total number of patents, the fish, is responsible for generating the Omega 3 acid ethyl esters and Omega 3 carboxylic acid compounds. </w:t>
       </w:r>
     </w:p>
     <w:p>
@@ -5315,49 +4954,43 @@
         <w:rPr>
           <w:lang w:val="en-US"/>
         </w:rPr>
-        <w:t xml:space="preserve">Figure 4 presents the alluvial graph of the disease areas where the compounds are used. The three leading compounds are dedicated to cancer treatments. The largest compound, Brentuximab </w:t>
+        <w:t xml:space="preserve">Figure 4 presents the alluvial graph of the disease areas where the compounds are used. The three leading compounds by number of Spain-relevant patent families under the corrected classification are Cytarabine (123), Eribulin mesylate (8), and Brentuximab vedotin (7), all dedicated to cancer treatments. Cytarabine's large absolute count partly reflects its much larger screened universe (690 Spain-relevant families screened, a ≈17.8% relevance rate) compared to other compounds; Eribulin mesylate, by contrast, has a substantially higher relevance rate (8 of 18 screened, ≈44%), a distinction the raw family counts alone do not convey. Brentuximab vedotin is vastly used for Anaplastic large T-cell systemic malignant lymphoma and Hodgkin’s disease treatments, while Cytarabine is dedicated to Leukemia. Trabectedin is used for soft tissue sarcoma and ovarian cancer treatment. Ziconotide is implemented for severe chronic pain, while Vidarabine is used for Herpes simplex virus treatment. Plitidepsin is also used for cancer treatment (Multiple Myeloma, Leukemia, and Lymphoma), and the Hyperdriglyceridemia disease is treated with the two Omega 3 by-compounds (Acid Ethyl Esters, and Carboxylic Acid). </w:t>
       </w:r>
       <w:proofErr w:type="spellStart"/>
       <w:r>
         <w:rPr>
           <w:lang w:val="en-US"/>
         </w:rPr>
-        <w:t>vedotin</w:t>
       </w:r>
       <w:proofErr w:type="spellEnd"/>
       <w:r>
         <w:rPr>
           <w:lang w:val="en-US"/>
         </w:rPr>
-        <w:t xml:space="preserve">, is vastly used for Anaplastic large T-cell systemic malignant lymphoma and Hodgkin’s disease treatments, while Cytarabine is dedicated to Leukemia. Trabectedin is used for soft tissue sarcoma and ovarian cancer treatment. Ziconotide is implemented for severe chronic pain, while Vidarabine is used for Herpes simplex virus treatment. </w:t>
       </w:r>
       <w:proofErr w:type="spellStart"/>
       <w:r>
         <w:rPr>
           <w:lang w:val="en-US"/>
         </w:rPr>
-        <w:t>Plitidepsin</w:t>
       </w:r>
       <w:proofErr w:type="spellEnd"/>
       <w:r>
         <w:rPr>
           <w:lang w:val="en-US"/>
         </w:rPr>
-        <w:t xml:space="preserve"> is also used for cancer treatment (Multiple Myeloma, Leukemia, and Lymphoma), and the </w:t>
       </w:r>
       <w:proofErr w:type="spellStart"/>
       <w:r>
         <w:rPr>
           <w:lang w:val="en-US"/>
         </w:rPr>
-        <w:t>Hyperdriglyceridemia</w:t>
       </w:r>
       <w:proofErr w:type="spellEnd"/>
       <w:r>
         <w:rPr>
           <w:lang w:val="en-US"/>
         </w:rPr>
-        <w:t xml:space="preserve"> disease is treated with the two Omega 3 by-compounds (Acid Ethyl Esters, and Carboxylic Acid). </w:t>
       </w:r>
     </w:p>
     <w:p>

--- a/experiments/article/full paper marine policy (updated charts+text).docx
+++ b/experiments/article/full paper marine policy (updated charts+text).docx
@@ -3429,53 +3429,46 @@
         <w:rPr>
           <w:lang w:val="en-US"/>
         </w:rPr>
-        <w:t xml:space="preserve">After gathering the data from the </w:t>
-      </w:r>
-      <w:proofErr w:type="spellStart"/>
-      <w:r>
-        <w:rPr>
-          <w:lang w:val="en-US"/>
-        </w:rPr>
-        <w:t>Espacenet</w:t>
-      </w:r>
-      <w:proofErr w:type="spellEnd"/>
-      <w:r>
-        <w:rPr>
-          <w:lang w:val="en-US"/>
-        </w:rPr>
-        <w:t xml:space="preserve"> database, the data was inspected in order to guarantee its usability for the applications to generate the images. For the case of maps (Figures 1 and 2), the infogram.com application was used, while for graphs (Figures 3 and 4), the rawgraphs.io </w:t>
-      </w:r>
-      <w:r>
-        <w:rPr>
-          <w:lang w:val="en-US"/>
-        </w:rPr>
-        <w:t xml:space="preserve">application </w:t>
-      </w:r>
-      <w:r>
-        <w:rPr>
-          <w:lang w:val="en-US"/>
-        </w:rPr>
-        <w:t xml:space="preserve">was used. </w:t>
-      </w:r>
-      <w:r>
-        <w:rPr>
-          <w:lang w:val="en-US"/>
-        </w:rPr>
-        <w:t xml:space="preserve">The adopted methodological procedures for data presentation were the alluvial graphs as implemented by </w:t>
-      </w:r>
-      <w:proofErr w:type="spellStart"/>
-      <w:r>
-        <w:rPr>
-          <w:lang w:val="en-US"/>
-        </w:rPr>
-        <w:t>Ferasso</w:t>
-      </w:r>
-      <w:proofErr w:type="spellEnd"/>
-      <w:r>
-        <w:rPr>
-          <w:lang w:val="en-US"/>
-        </w:rPr>
-        <w:t xml:space="preserve"> et al. (2021).</w:t>
+        <w:t>The dataset behind Figures 1, 2, 5, and 6 and Table 5 was assembled via the Minesoft Origin database (number_lookup and bulk_publications), seeded from a curated list of 247 Spanish patent publication numbers whose original compilation is attributed to Espacenet; family, jurisdiction, legal-status, and applicant data for the 227 resulting unique families were then enriched via Minesoft. This is methodologically a second, differently-seeded Minesoft pull, not an independent Espacenet extraction run in parallel with the Section 4.2 classification below. After gathering this dataset, it was inspected in order to guarantee its usability for the applications used to generate the images. For the case of maps (Figures 1 and 2), the infogram.com application was used, while for graphs (Figures 3 and 4), the rawgraphs.io application was used. The adopted methodological procedures for data presentation were the alluvial graphs as implemented by Ferasso et al. (2021).</w:t>
+      </w:r>
+      <w:proofErr w:type="spellStart"/>
+      <w:r>
+        <w:rPr>
+          <w:lang w:val="en-US"/>
+        </w:rPr>
+      </w:r>
+      <w:proofErr w:type="spellEnd"/>
+      <w:r>
+        <w:rPr>
+          <w:lang w:val="en-US"/>
+        </w:rPr>
+      </w:r>
+      <w:r>
+        <w:rPr>
+          <w:lang w:val="en-US"/>
+        </w:rPr>
+      </w:r>
+      <w:r>
+        <w:rPr>
+          <w:lang w:val="en-US"/>
+        </w:rPr>
+      </w:r>
+      <w:r>
+        <w:rPr>
+          <w:lang w:val="en-US"/>
+        </w:rPr>
+      </w:r>
+      <w:proofErr w:type="spellStart"/>
+      <w:r>
+        <w:rPr>
+          <w:lang w:val="en-US"/>
+        </w:rPr>
+      </w:r>
+      <w:proofErr w:type="spellEnd"/>
+      <w:r>
+        <w:rPr>
+          <w:lang w:val="en-US"/>
+        </w:rPr>
       </w:r>
     </w:p>
     <w:p>
@@ -4740,7 +4733,7 @@
         <w:rPr>
           <w:lang w:val="en-US"/>
         </w:rPr>
-        <w:t xml:space="preserve">In order to analyze the different compounds that generated each of the patents, according to their marine organism, a radial hierarchical diagram was generated as shown in Figure 3. Brentuximab vedotin, Polatuzumab vedotin, and Enfortumab vedotin share the same marine organism of origin, Mollusk/Cyanobacterium; under the corrected relevance classification (Table 2), Cytarabine is the leading compound by number of Spain-relevant patent families (123), followed by Eribulin mesylate (8) and Brentuximab vedotin (7). </w:t>
+        <w:t xml:space="preserve">In order to analyze the different compounds that generated each of the patents, according to their marine organism, a radial hierarchical diagram was generated as shown in Figure 3. Brentuximab vedotin, Polatuzumab vedotin, and Enfortumab vedotin share the same marine organism of origin, Mollusk/Cyanobacterium; under the corrected relevance classification (Table 2), Cytarabine is the leading compound by number of Spain-relevant patent families (123), followed by Eribulin mesylate (8) and Brentuximab vedotin (7). The organism groupings shown in Figure 3 (Mollusk/Cyanobacterium, Sponge, Tunicate, Cone snail, Fish) trace to Table 1's static compound-to-organism mapping; the per-compound patent counts underlying the figure's original layout, however, have no independently reproducible source in the project archive and should be read as illustrative rather than independently audited. </w:t>
       </w:r>
       <w:proofErr w:type="spellStart"/>
       <w:r>
@@ -5091,509 +5084,33 @@
         <w:rPr>
           <w:lang w:val="en-US"/>
         </w:rPr>
-        <w:t>Table 3 – Number of patents per Spanish region</w:t>
-      </w:r>
-    </w:p>
-    <w:tbl>
-      <w:tblPr>
-        <w:tblW w:w="3980" w:type="dxa"/>
-        <w:tblCellMar>
-          <w:left w:w="70" w:type="dxa"/>
-          <w:right w:w="70" w:type="dxa"/>
-        </w:tblCellMar>
-        <w:tblLook w:val="04A0" w:firstRow="1" w:lastRow="0" w:firstColumn="1" w:lastColumn="0" w:noHBand="0" w:noVBand="1"/>
-      </w:tblPr>
-      <w:tblGrid>
-        <w:gridCol w:w="2680"/>
-        <w:gridCol w:w="1300"/>
-      </w:tblGrid>
-      <w:tr>
-        <w:trPr>
-          <w:trHeight w:val="300"/>
-        </w:trPr>
-        <w:tc>
-          <w:tcPr>
-            <w:tcW w:w="2680" w:type="dxa"/>
-            <w:tcBorders>
-              <w:top w:val="single" w:sz="4" w:space="0" w:color="000000"/>
-              <w:left w:val="single" w:sz="4" w:space="0" w:color="000000"/>
-              <w:bottom w:val="single" w:sz="4" w:space="0" w:color="000000"/>
-              <w:right w:val="single" w:sz="4" w:space="0" w:color="000000"/>
-            </w:tcBorders>
-            <w:shd w:val="clear" w:color="000000" w:fill="C0C0C0"/>
-            <w:noWrap/>
-            <w:vAlign w:val="bottom"/>
-            <w:hideMark/>
-          </w:tcPr>
-          <w:p>
-            <w:pPr>
-              <w:spacing w:line="240" w:lineRule="auto"/>
-              <w:jc w:val="center"/>
-              <w:rPr>
-                <w:rFonts w:eastAsia="Times New Roman"/>
-                <w:color w:val="000000"/>
-                <w:kern w:val="0"/>
-                <w:sz w:val="22"/>
-                <w:szCs w:val="22"/>
-                <w:lang w:eastAsia="pt-BR"/>
-                <w14:ligatures w14:val="none"/>
-              </w:rPr>
-            </w:pPr>
-            <w:r>
-              <w:rPr>
-                <w:rFonts w:eastAsia="Times New Roman"/>
-                <w:color w:val="000000"/>
-                <w:kern w:val="0"/>
-                <w:sz w:val="22"/>
-                <w:szCs w:val="22"/>
-                <w:lang w:eastAsia="pt-BR"/>
-                <w14:ligatures w14:val="none"/>
-              </w:rPr>
-              <w:t xml:space="preserve">Spanish </w:t>
-            </w:r>
-            <w:proofErr w:type="spellStart"/>
-            <w:r>
-              <w:rPr>
-                <w:rFonts w:eastAsia="Times New Roman"/>
-                <w:color w:val="000000"/>
-                <w:kern w:val="0"/>
-                <w:sz w:val="22"/>
-                <w:szCs w:val="22"/>
-                <w:lang w:eastAsia="pt-BR"/>
-                <w14:ligatures w14:val="none"/>
-              </w:rPr>
-              <w:t>region</w:t>
-            </w:r>
-            <w:proofErr w:type="spellEnd"/>
-          </w:p>
-        </w:tc>
-        <w:tc>
-          <w:tcPr>
-            <w:tcW w:w="1300" w:type="dxa"/>
-            <w:tcBorders>
-              <w:top w:val="single" w:sz="4" w:space="0" w:color="000000"/>
-              <w:left w:val="nil"/>
-              <w:bottom w:val="single" w:sz="4" w:space="0" w:color="000000"/>
-              <w:right w:val="single" w:sz="4" w:space="0" w:color="000000"/>
-            </w:tcBorders>
-            <w:shd w:val="clear" w:color="000000" w:fill="C0C0C0"/>
-            <w:noWrap/>
-            <w:vAlign w:val="bottom"/>
-            <w:hideMark/>
-          </w:tcPr>
-          <w:p>
-            <w:pPr>
-              <w:spacing w:line="240" w:lineRule="auto"/>
-              <w:jc w:val="center"/>
-              <w:rPr>
-                <w:rFonts w:eastAsia="Times New Roman"/>
-                <w:color w:val="000000"/>
-                <w:kern w:val="0"/>
-                <w:sz w:val="22"/>
-                <w:szCs w:val="22"/>
-                <w:lang w:eastAsia="pt-BR"/>
-                <w14:ligatures w14:val="none"/>
-              </w:rPr>
-            </w:pPr>
-            <w:r>
-              <w:rPr>
-                <w:rFonts w:eastAsia="Times New Roman"/>
-                <w:color w:val="000000"/>
-                <w:kern w:val="0"/>
-                <w:sz w:val="22"/>
-                <w:szCs w:val="22"/>
-                <w:lang w:eastAsia="pt-BR"/>
-                <w14:ligatures w14:val="none"/>
-              </w:rPr>
-              <w:t xml:space="preserve">n </w:t>
-            </w:r>
-            <w:proofErr w:type="spellStart"/>
-            <w:r>
-              <w:rPr>
-                <w:rFonts w:eastAsia="Times New Roman"/>
-                <w:color w:val="000000"/>
-                <w:kern w:val="0"/>
-                <w:sz w:val="22"/>
-                <w:szCs w:val="22"/>
-                <w:lang w:eastAsia="pt-BR"/>
-                <w14:ligatures w14:val="none"/>
-              </w:rPr>
-              <w:t>patents</w:t>
-            </w:r>
-            <w:proofErr w:type="spellEnd"/>
-          </w:p>
-        </w:tc>
-      </w:tr>
-      <w:tr>
-        <w:trPr>
-          <w:trHeight w:val="320"/>
-        </w:trPr>
-        <w:tc>
-          <w:tcPr>
-            <w:tcW w:w="2680" w:type="dxa"/>
-            <w:tcBorders>
-              <w:top w:val="single" w:sz="4" w:space="0" w:color="C0C0C0"/>
-              <w:left w:val="single" w:sz="4" w:space="0" w:color="C0C0C0"/>
-              <w:bottom w:val="single" w:sz="4" w:space="0" w:color="C0C0C0"/>
-              <w:right w:val="single" w:sz="4" w:space="0" w:color="C0C0C0"/>
-            </w:tcBorders>
-            <w:shd w:val="clear" w:color="auto" w:fill="auto"/>
-            <w:vAlign w:val="bottom"/>
-            <w:hideMark/>
-          </w:tcPr>
-          <w:p>
-            <w:pPr>
-              <w:spacing w:line="240" w:lineRule="auto"/>
-              <w:jc w:val="left"/>
-              <w:rPr>
-                <w:rFonts w:eastAsia="Times New Roman"/>
-                <w:color w:val="000000"/>
-                <w:kern w:val="0"/>
-                <w:sz w:val="22"/>
-                <w:szCs w:val="22"/>
-                <w:lang w:eastAsia="pt-BR"/>
-                <w14:ligatures w14:val="none"/>
-              </w:rPr>
-            </w:pPr>
-            <w:proofErr w:type="spellStart"/>
-            <w:r>
-              <w:rPr>
-                <w:rFonts w:eastAsia="Times New Roman"/>
-                <w:color w:val="000000"/>
-                <w:kern w:val="0"/>
-                <w:sz w:val="22"/>
-                <w:szCs w:val="22"/>
-                <w:lang w:eastAsia="pt-BR"/>
-                <w14:ligatures w14:val="none"/>
-              </w:rPr>
-              <w:t>Andalusia</w:t>
-            </w:r>
-            <w:proofErr w:type="spellEnd"/>
-          </w:p>
-        </w:tc>
-        <w:tc>
-          <w:tcPr>
-            <w:tcW w:w="1300" w:type="dxa"/>
-            <w:tcBorders>
-              <w:top w:val="single" w:sz="4" w:space="0" w:color="C0C0C0"/>
-              <w:left w:val="nil"/>
-              <w:bottom w:val="single" w:sz="4" w:space="0" w:color="C0C0C0"/>
-              <w:right w:val="single" w:sz="4" w:space="0" w:color="C0C0C0"/>
-            </w:tcBorders>
-            <w:shd w:val="clear" w:color="auto" w:fill="auto"/>
-            <w:vAlign w:val="bottom"/>
-            <w:hideMark/>
-          </w:tcPr>
-          <w:p>
-            <w:pPr>
-              <w:spacing w:line="240" w:lineRule="auto"/>
-              <w:jc w:val="right"/>
-              <w:rPr>
-                <w:rFonts w:eastAsia="Times New Roman"/>
-                <w:color w:val="000000"/>
-                <w:kern w:val="0"/>
-                <w:sz w:val="22"/>
-                <w:szCs w:val="22"/>
-                <w:lang w:eastAsia="pt-BR"/>
-                <w14:ligatures w14:val="none"/>
-              </w:rPr>
-            </w:pPr>
-            <w:r>
-              <w:rPr>
-                <w:rFonts w:eastAsia="Times New Roman"/>
-                <w:color w:val="000000"/>
-                <w:kern w:val="0"/>
-                <w:sz w:val="22"/>
-                <w:szCs w:val="22"/>
-                <w:lang w:eastAsia="pt-BR"/>
-                <w14:ligatures w14:val="none"/>
-              </w:rPr>
-              <w:t>1</w:t>
-            </w:r>
-          </w:p>
-        </w:tc>
-      </w:tr>
-      <w:tr>
-        <w:trPr>
-          <w:trHeight w:val="320"/>
-        </w:trPr>
-        <w:tc>
-          <w:tcPr>
-            <w:tcW w:w="2680" w:type="dxa"/>
-            <w:tcBorders>
-              <w:top w:val="nil"/>
-              <w:left w:val="single" w:sz="4" w:space="0" w:color="C0C0C0"/>
-              <w:bottom w:val="single" w:sz="4" w:space="0" w:color="C0C0C0"/>
-              <w:right w:val="single" w:sz="4" w:space="0" w:color="C0C0C0"/>
-            </w:tcBorders>
-            <w:shd w:val="clear" w:color="auto" w:fill="auto"/>
-            <w:vAlign w:val="bottom"/>
-            <w:hideMark/>
-          </w:tcPr>
-          <w:p>
-            <w:pPr>
-              <w:spacing w:line="240" w:lineRule="auto"/>
-              <w:jc w:val="left"/>
-              <w:rPr>
-                <w:rFonts w:eastAsia="Times New Roman"/>
-                <w:color w:val="000000"/>
-                <w:kern w:val="0"/>
-                <w:sz w:val="22"/>
-                <w:szCs w:val="22"/>
-                <w:lang w:eastAsia="pt-BR"/>
-                <w14:ligatures w14:val="none"/>
-              </w:rPr>
-            </w:pPr>
-            <w:r>
-              <w:rPr>
-                <w:rFonts w:eastAsia="Times New Roman"/>
-                <w:color w:val="000000"/>
-                <w:kern w:val="0"/>
-                <w:sz w:val="22"/>
-                <w:szCs w:val="22"/>
-                <w:lang w:eastAsia="pt-BR"/>
-                <w14:ligatures w14:val="none"/>
-              </w:rPr>
-              <w:t>La Coruña</w:t>
-            </w:r>
-          </w:p>
-        </w:tc>
-        <w:tc>
-          <w:tcPr>
-            <w:tcW w:w="1300" w:type="dxa"/>
-            <w:tcBorders>
-              <w:top w:val="nil"/>
-              <w:left w:val="nil"/>
-              <w:bottom w:val="single" w:sz="4" w:space="0" w:color="C0C0C0"/>
-              <w:right w:val="single" w:sz="4" w:space="0" w:color="C0C0C0"/>
-            </w:tcBorders>
-            <w:shd w:val="clear" w:color="auto" w:fill="auto"/>
-            <w:vAlign w:val="bottom"/>
-            <w:hideMark/>
-          </w:tcPr>
-          <w:p>
-            <w:pPr>
-              <w:spacing w:line="240" w:lineRule="auto"/>
-              <w:jc w:val="right"/>
-              <w:rPr>
-                <w:rFonts w:eastAsia="Times New Roman"/>
-                <w:color w:val="000000"/>
-                <w:kern w:val="0"/>
-                <w:sz w:val="22"/>
-                <w:szCs w:val="22"/>
-                <w:lang w:eastAsia="pt-BR"/>
-                <w14:ligatures w14:val="none"/>
-              </w:rPr>
-            </w:pPr>
-            <w:r>
-              <w:rPr>
-                <w:rFonts w:eastAsia="Times New Roman"/>
-                <w:color w:val="000000"/>
-                <w:kern w:val="0"/>
-                <w:sz w:val="22"/>
-                <w:szCs w:val="22"/>
-                <w:lang w:eastAsia="pt-BR"/>
-                <w14:ligatures w14:val="none"/>
-              </w:rPr>
-              <w:t>2</w:t>
-            </w:r>
-          </w:p>
-        </w:tc>
-      </w:tr>
-      <w:tr>
-        <w:trPr>
-          <w:trHeight w:val="320"/>
-        </w:trPr>
-        <w:tc>
-          <w:tcPr>
-            <w:tcW w:w="2680" w:type="dxa"/>
-            <w:tcBorders>
-              <w:top w:val="nil"/>
-              <w:left w:val="single" w:sz="4" w:space="0" w:color="C0C0C0"/>
-              <w:bottom w:val="single" w:sz="4" w:space="0" w:color="C0C0C0"/>
-              <w:right w:val="single" w:sz="4" w:space="0" w:color="C0C0C0"/>
-            </w:tcBorders>
-            <w:shd w:val="clear" w:color="auto" w:fill="auto"/>
-            <w:vAlign w:val="bottom"/>
-            <w:hideMark/>
-          </w:tcPr>
-          <w:p>
-            <w:pPr>
-              <w:spacing w:line="240" w:lineRule="auto"/>
-              <w:jc w:val="left"/>
-              <w:rPr>
-                <w:rFonts w:eastAsia="Times New Roman"/>
-                <w:color w:val="000000"/>
-                <w:kern w:val="0"/>
-                <w:sz w:val="22"/>
-                <w:szCs w:val="22"/>
-                <w:lang w:eastAsia="pt-BR"/>
-                <w14:ligatures w14:val="none"/>
-              </w:rPr>
-            </w:pPr>
-            <w:r>
-              <w:rPr>
-                <w:rFonts w:eastAsia="Times New Roman"/>
-                <w:color w:val="000000"/>
-                <w:kern w:val="0"/>
-                <w:sz w:val="22"/>
-                <w:szCs w:val="22"/>
-                <w:lang w:eastAsia="pt-BR"/>
-                <w14:ligatures w14:val="none"/>
-              </w:rPr>
-              <w:t>Madrid</w:t>
-            </w:r>
-          </w:p>
-        </w:tc>
-        <w:tc>
-          <w:tcPr>
-            <w:tcW w:w="1300" w:type="dxa"/>
-            <w:tcBorders>
-              <w:top w:val="nil"/>
-              <w:left w:val="nil"/>
-              <w:bottom w:val="single" w:sz="4" w:space="0" w:color="C0C0C0"/>
-              <w:right w:val="single" w:sz="4" w:space="0" w:color="C0C0C0"/>
-            </w:tcBorders>
-            <w:shd w:val="clear" w:color="auto" w:fill="auto"/>
-            <w:vAlign w:val="bottom"/>
-            <w:hideMark/>
-          </w:tcPr>
-          <w:p>
-            <w:pPr>
-              <w:spacing w:line="240" w:lineRule="auto"/>
-              <w:jc w:val="right"/>
-              <w:rPr>
-                <w:rFonts w:eastAsia="Times New Roman"/>
-                <w:color w:val="000000"/>
-                <w:kern w:val="0"/>
-                <w:sz w:val="22"/>
-                <w:szCs w:val="22"/>
-                <w:lang w:eastAsia="pt-BR"/>
-                <w14:ligatures w14:val="none"/>
-              </w:rPr>
-            </w:pPr>
-            <w:r>
-              <w:rPr>
-                <w:rFonts w:eastAsia="Times New Roman"/>
-                <w:color w:val="000000"/>
-                <w:kern w:val="0"/>
-                <w:sz w:val="22"/>
-                <w:szCs w:val="22"/>
-                <w:lang w:eastAsia="pt-BR"/>
-                <w14:ligatures w14:val="none"/>
-              </w:rPr>
-              <w:t>14</w:t>
-            </w:r>
-          </w:p>
-        </w:tc>
-      </w:tr>
-      <w:tr>
-        <w:trPr>
-          <w:trHeight w:val="320"/>
-        </w:trPr>
-        <w:tc>
-          <w:tcPr>
-            <w:tcW w:w="2680" w:type="dxa"/>
-            <w:tcBorders>
-              <w:top w:val="nil"/>
-              <w:left w:val="single" w:sz="4" w:space="0" w:color="C0C0C0"/>
-              <w:bottom w:val="single" w:sz="4" w:space="0" w:color="C0C0C0"/>
-              <w:right w:val="single" w:sz="4" w:space="0" w:color="C0C0C0"/>
-            </w:tcBorders>
-            <w:shd w:val="clear" w:color="auto" w:fill="auto"/>
-            <w:vAlign w:val="bottom"/>
-            <w:hideMark/>
-          </w:tcPr>
-          <w:p>
-            <w:pPr>
-              <w:spacing w:line="240" w:lineRule="auto"/>
-              <w:jc w:val="left"/>
-              <w:rPr>
-                <w:rFonts w:eastAsia="Times New Roman"/>
-                <w:color w:val="000000"/>
-                <w:kern w:val="0"/>
-                <w:sz w:val="22"/>
-                <w:szCs w:val="22"/>
-                <w:lang w:eastAsia="pt-BR"/>
-                <w14:ligatures w14:val="none"/>
-              </w:rPr>
-            </w:pPr>
-            <w:r>
-              <w:rPr>
-                <w:rFonts w:eastAsia="Times New Roman"/>
-                <w:color w:val="000000"/>
-                <w:kern w:val="0"/>
-                <w:sz w:val="22"/>
-                <w:szCs w:val="22"/>
-                <w:lang w:eastAsia="pt-BR"/>
-                <w14:ligatures w14:val="none"/>
-              </w:rPr>
-              <w:t>Valencia</w:t>
-            </w:r>
-          </w:p>
-        </w:tc>
-        <w:tc>
-          <w:tcPr>
-            <w:tcW w:w="1300" w:type="dxa"/>
-            <w:tcBorders>
-              <w:top w:val="nil"/>
-              <w:left w:val="nil"/>
-              <w:bottom w:val="single" w:sz="4" w:space="0" w:color="C0C0C0"/>
-              <w:right w:val="single" w:sz="4" w:space="0" w:color="C0C0C0"/>
-            </w:tcBorders>
-            <w:shd w:val="clear" w:color="auto" w:fill="auto"/>
-            <w:vAlign w:val="bottom"/>
-            <w:hideMark/>
-          </w:tcPr>
-          <w:p>
-            <w:pPr>
-              <w:spacing w:line="240" w:lineRule="auto"/>
-              <w:jc w:val="right"/>
-              <w:rPr>
-                <w:rFonts w:eastAsia="Times New Roman"/>
-                <w:color w:val="000000"/>
-                <w:kern w:val="0"/>
-                <w:sz w:val="22"/>
-                <w:szCs w:val="22"/>
-                <w:lang w:eastAsia="pt-BR"/>
-                <w14:ligatures w14:val="none"/>
-              </w:rPr>
-            </w:pPr>
-            <w:r>
-              <w:rPr>
-                <w:rFonts w:eastAsia="Times New Roman"/>
-                <w:color w:val="000000"/>
-                <w:kern w:val="0"/>
-                <w:sz w:val="22"/>
-                <w:szCs w:val="22"/>
-                <w:lang w:eastAsia="pt-BR"/>
-                <w14:ligatures w14:val="none"/>
-              </w:rPr>
-              <w:t>1</w:t>
-            </w:r>
-          </w:p>
-        </w:tc>
-      </w:tr>
-    </w:tbl>
-    <w:p>
-      <w:pPr>
-        <w:rPr>
-          <w:lang w:val="en-US"/>
-        </w:rPr>
-      </w:pPr>
-      <w:r>
-        <w:rPr>
-          <w:lang w:val="en-US"/>
-        </w:rPr>
-        <w:t>Source: primary data.</w:t>
-      </w:r>
-    </w:p>
-    <w:p>
-      <w:pPr>
-        <w:rPr>
-          <w:lang w:val="en-US"/>
-        </w:rPr>
-      </w:pPr>
+        <w:t>Table 3 (Spanish region breakdown) has been retired: no sub-national region-level data exists in the project's archived datasets to independently verify or regenerate it (see experiments/article/LEGACY_AUDIT_DECISIONS.md). This affects claims made elsewhere in this manuscript about regional concentration within Spain; those claims are addressed separately, not resolved by this note alone.</w:t>
+      </w:r>
+    </w:p>
+    <w:p>
+      <w:pPr>
+        <w:rPr>
+          <w:lang w:val="en-US"/>
+        </w:rPr>
+      </w:pPr>
+      <w:r>
+        <w:rPr>
+          <w:lang w:val="en-US"/>
+        </w:rPr>
+      </w:r>
+    </w:p>
+    <w:p>
+      <w:pPr>
+        <w:rPr>
+          <w:lang w:val="en-US"/>
+        </w:rPr>
+      </w:pPr>
+    </w:p>
+    <w:p>
+      <w:pPr/>
+      <w:r>
+        <w:t>Figure 5 and Table 5 below report different counts for the same top-applicants analysis: Figure 5 is regenerated directly and reproducibly from the archived dataset, while Table 5's counts (below) reflect an applicant-name homogenization step (merging corporate-entity spelling variants) whose exact method is not preserved in the project archive. A partial check found 4 of Table 5's 10 entries match the archived data's un-normalized counts exactly, confirming a shared source, but the remainder (e.g. Merck Patent Gmbh, Bayer AG, Pharma Mar SA) cannot currently be reconciled to Table 5's reported values even with generous name-variant merging -- a genuine data-completeness gap rather than a presentation difference. Both are retained pending an explicitly-labeled reconstruction, per the resolution in experiments/article/LEGACY_AUDIT_DECISIONS.md.</w:t>
+      </w:r>
     </w:p>
     <w:p>
       <w:pPr>
@@ -6678,31 +6195,27 @@
         <w:rPr>
           <w:lang w:val="en-US"/>
         </w:rPr>
-        <w:t>The results reveal that Madrid stands out as the leading region in Spain in terms of patent activity, with Pharma Mar S.A. as the main company in the country in terms of patent ownership.</w:t>
-      </w:r>
-      <w:r>
-        <w:rPr>
-          <w:lang w:val="en-US"/>
-        </w:rPr>
-        <w:t xml:space="preserve"> </w:t>
-      </w:r>
-      <w:r>
-        <w:rPr>
-          <w:lang w:val="en-US"/>
-        </w:rPr>
-        <w:t>Looking at the Patent Search Reports for the patents in our study, 72% of the patents include an X (prior art of particular relevance) and 32% include a Y (prior art of special relevance when combined with other documents).</w:t>
-      </w:r>
-      <w:r>
-        <w:rPr>
-          <w:lang w:val="en-US"/>
-        </w:rPr>
-        <w:t xml:space="preserve"> </w:t>
-      </w:r>
-      <w:r>
-        <w:rPr>
-          <w:lang w:val="en-US"/>
-        </w:rPr>
-        <w:t>In 26% of the patents, documents were found that were published between the priority date and the application date (category P). Finally, only 3% contain unpublished prior art as of the application date (category E).</w:t>
+        <w:t>The results reveal that Madrid stands out as the leading region in Spain in terms of patent activity, with Pharma Mar S.A. as the main company in the country in terms of patent ownership. The Patent Search Report (PSR) category figures previously reported in the remainder of this paragraph (X/Y/P/E percentages) have no traceable source dataset anywhere in the project archive -- unlike Table 2, which was corrected against a newly classified dataset, no dataset exists to correct this claim against, so it is removed here rather than restated unverified.</w:t>
+      </w:r>
+      <w:r>
+        <w:rPr>
+          <w:lang w:val="en-US"/>
+        </w:rPr>
+      </w:r>
+      <w:r>
+        <w:rPr>
+          <w:lang w:val="en-US"/>
+        </w:rPr>
+      </w:r>
+      <w:r>
+        <w:rPr>
+          <w:lang w:val="en-US"/>
+        </w:rPr>
+      </w:r>
+      <w:r>
+        <w:rPr>
+          <w:lang w:val="en-US"/>
+        </w:rPr>
       </w:r>
     </w:p>
     <w:bookmarkEnd w:id="0"/>
@@ -7111,7 +6624,7 @@
           <w:bCs/>
           <w:lang w:val="en-US"/>
         </w:rPr>
-        <w:t>Patent Search Reports (PSRs) further illuminate the dynamics of innovation in this field. The high incidence of X-category documents (72%) highlights that many patented inventions are closely linked to existing prior art. The presence of Y-category references in 32% of patents indicates that, while individually not novel, combinations of known elements could affect the inventive step, creating potential legal and commercial uncertainties. Additionally, 26% of patents include P-category references, reflecting the time-sensitive nature of patenting and the rapid pace of new knowledge production. Although only 3% of patents included unpublished prior art (E-category), this still reflects the complexity of navigating dynamic and evolving research landscapes (Hunt &amp; Vincent, 2006).</w:t>
+        <w:t>An earlier version of this manuscript reported Patent Search Report (PSR) category statistics (X/Y/P/E) in this section. That claim has been removed: no dataset supporting it exists anywhere in the project's archive (see experiments/article/LEGACY_AUDIT_DECISIONS.md), and it is not treated as correctable against a newer source the way Table 2 was, since no PSR dataset -- old or new -- is available to correct it against.</w:t>
       </w:r>
     </w:p>
     <w:p>

--- a/experiments/article/full paper marine policy (updated charts+text).docx
+++ b/experiments/article/full paper marine policy (updated charts+text).docx
@@ -116,7 +116,7 @@
         <w:rPr>
           <w:lang w:val="en-US"/>
         </w:rPr>
-        <w:t>The oceans offer significant but underutilized potential for pharmaceutical innovation, especially when aligned with the strategic framework of the Blue Economy. This study investigates the patent landscape of marine-derived drugs approved between 1994 and 2023, with a specific focus on Spain’s innovation ecosystem. Using patent data from the Espacenet database, complemented by a corrected, evidence-based relevance classification of Spain-relevant patent families built from the Minesoft Origin database, the research maps the spatial distribution of patents, identifies leading organizations and biological sources, analyzes international patent extensions, and evaluates the quality of inventions through Patent Search Reports. Results show a high concentration of patent activity in the Community of Madrid, dominated by the private company Pharma Mar S.A., and a preference for a narrow set of marine organisms. International patenting strategies reveal a focus on high-income markets, reinforcing global asymmetries in access to marine genetic resources. Most patents rely on established prior art, signaling incremental innovation. The study offers both conceptual and empirical contributions by connecting marine biotechnology with Blue Economy principles. It provides actionable insights for policymakers seeking to decentralize innovation, promote biodiversity-based drug discovery, and strengthen benefit-sharing frameworks in marine pharmaceutical research.</w:t>
+        <w:t>The oceans offer significant but underutilized potential for pharmaceutical innovation, especially when aligned with the strategic framework of the Blue Economy. This study investigates the patent landscape of marine-derived drugs approved between 1994 and 2023, with a specific focus on Spain’s innovation ecosystem. Using patent data from the Espacenet database, complemented by a corrected, evidence-based relevance classification of Spain-relevant patent families built from the Minesoft Origin database, the research maps the spatial distribution of patents, identifies leading organizations and biological sources, analyzes international patent extensions, and evaluates the quality of inventions through Patent Search Reports. Results show patent activity dominated by the private company Pharma Mar S.A. and a preference for a narrow set of marine organisms; a regional (sub-national) concentration analysis was attempted but its underlying data could not be independently verified from the project's archive and is not presented as a finding here. International patenting strategies reveal a focus on high-income markets, reinforcing global asymmetries in access to marine genetic resources. Most patents rely on established prior art, signaling incremental innovation. The study offers both conceptual and empirical contributions by connecting marine biotechnology with Blue Economy principles. It provides actionable insights for policymakers seeking to decentralize innovation, promote biodiversity-based drug discovery, and strengthen benefit-sharing frameworks in marine pharmaceutical research.</w:t>
       </w:r>
       <w:proofErr w:type="spellStart"/>
       <w:r>
@@ -6195,7 +6195,7 @@
         <w:rPr>
           <w:lang w:val="en-US"/>
         </w:rPr>
-        <w:t>The results reveal that Madrid stands out as the leading region in Spain in terms of patent activity, with Pharma Mar S.A. as the main company in the country in terms of patent ownership. The Patent Search Report (PSR) category figures previously reported in the remainder of this paragraph (X/Y/P/E percentages) have no traceable source dataset anywhere in the project archive -- unlike Table 2, which was corrected against a newly classified dataset, no dataset exists to correct this claim against, so it is removed here rather than restated unverified.</w:t>
+        <w:t>Pharma Mar S.A. appears as the leading company in Spain by patent ownership (Table 5; see the caveat above on Table 5's reconciliation with Figure 5). A regional breakdown by Spanish autonomous community was previously reported here (Table 3) but has been retired for lack of independently reproducible source data (see Methodology); no regional-concentration finding is asserted in its place. The Patent Search Report (PSR) category figures previously reported in the remainder of this paragraph (X/Y/P/E percentages) have no traceable source dataset anywhere in the project archive -- unlike Table 2, which was corrected against a newly classified dataset, no dataset exists to correct this claim against, so it is removed here rather than restated unverified.</w:t>
       </w:r>
       <w:r>
         <w:rPr>
@@ -6511,8 +6511,7 @@
           <w:bCs/>
           <w:lang w:val="en-US"/>
         </w:rPr>
-        <w:lastRenderedPageBreak/>
-        <w:t>At the national level, Spain’s patent activity is strongly concentrated in the Community of Madrid, with Pharma Mar S.A. leading as the primary patent holder. This centralization reflects the clustering of R&amp;D infrastructure, financial capital, and institutional expertise. However, it also reveals regional imbalances in innovation capacity. As suggested by Raimundo et al. (2018), broadening scientific and technological capabilities across more autonomous communities would foster a more inclusive and territorially balanced Blue Economy. Regional diversification policies and knowledge transfer mechanisms could catalyze innovation ecosystems beyond Madrid and enable greater territorial cohesion in marine biotechnological development.</w:t>
+        <w:t>At the national level, Spain's patent activity in this dataset is concentrated among a small number of institutions, with Pharma Mar S.A. as the leading applicant (Table 5; see the caveat on its reconciliation with Figure 5). This reflects the clustering of R&amp;D infrastructure, financial capital, and institutional expertise in a small number of organizations. A sub-national, regional breakdown of this concentration (e.g. by autonomous community) was previously reported here but has been retired: no region-level data exists in the project's archive to independently verify or reconstruct it (see Methodology and experiments/article/LEGACY_AUDIT_DECISIONS.md). Whether this institutional concentration is also geographically concentrated within Spain -- and what that would imply for policies such as those suggested by Raimundo et al. (2018) to broaden scientific and technological capabilities across more autonomous communities -- is accordingly an open question this dataset cannot currently answer, not a finding of this study.</w:t>
       </w:r>
     </w:p>
     <w:p>
@@ -6735,7 +6734,7 @@
           <w:bCs/>
           <w:lang w:val="en-US"/>
         </w:rPr>
-        <w:t>Our findings highlight that marine pharmaceutical innovation in Spain is highly centralized in the Community of Madrid, largely driven by the activities of Pharma Mar S.A. While this reflects strong institutional capacity and targeted investment, it also underscores the uneven distribution of innovation potential across autonomous communities. Such centralization may hinder inclusive regional development and calls for policy interventions to support knowledge diffusion and R&amp;D capabilities beyond major urban hubs.</w:t>
+        <w:t>Our findings highlight that marine pharmaceutical innovation in Spain is concentrated among a small number of institutions, largely driven by the activities of Pharma Mar S.A. This reflects strong institutional capacity and targeted investment. Whether this concentration also has a strong regional (sub-national) dimension within Spain is a question this study's archived data cannot currently answer -- an earlier regional breakdown (Table 3) was found to lack independently reproducible source data and has been retired; establishing this would require a dedicated, separately scoped regional dataset. Policy interventions to support knowledge diffusion and broader R&amp;D capabilities remain relevant regardless, given the observed institutional concentration.</w:t>
       </w:r>
     </w:p>
     <w:p>

--- a/experiments/article/full paper marine policy (updated charts+text).docx
+++ b/experiments/article/full paper marine policy (updated charts+text).docx
@@ -116,7 +116,7 @@
         <w:rPr>
           <w:lang w:val="en-US"/>
         </w:rPr>
-        <w:t>The oceans offer significant but underutilized potential for pharmaceutical innovation, especially when aligned with the strategic framework of the Blue Economy. This study investigates the patent landscape of marine-derived drugs approved between 1994 and 2023, with a specific focus on Spain’s innovation ecosystem. Using patent data from the Espacenet database, complemented by a corrected, evidence-based relevance classification of Spain-relevant patent families built from the Minesoft Origin database, the research maps the spatial distribution of patents, identifies leading organizations and biological sources, analyzes international patent extensions, and evaluates the quality of inventions through Patent Search Reports. Results show a high concentration of patent activity in the Community of Madrid, dominated by the private company Pharma Mar S.A., and a preference for a narrow set of marine organisms. International patenting strategies reveal a focus on high-income markets, reinforcing global asymmetries in access to marine genetic resources. Most patents rely on established prior art, signaling incremental innovation. The study offers both conceptual and empirical contributions by connecting marine biotechnology with Blue Economy principles. It provides actionable insights for policymakers seeking to decentralize innovation, promote biodiversity-based drug discovery, and strengthen benefit-sharing frameworks in marine pharmaceutical research.</w:t>
+        <w:t>The oceans offer significant but underutilized potential for pharmaceutical innovation, especially when aligned with the strategic framework of the Blue Economy. This study investigates the patent landscape of marine-derived drugs approved between 1994 and 2023, with a specific focus on Spain’s innovation ecosystem. Using patent data from the Espacenet database, complemented by a corrected, evidence-based relevance classification of Spain-relevant patent families built from the Minesoft Origin database, the research maps the spatial distribution of patents, identifies leading organizations and biological sources, analyzes international patent extensions, and evaluates the quality of inventions through Patent Search Reports. Results show patent activity dominated by the private company Pharma Mar S.A. and a preference for a narrow set of marine organisms; a regional (sub-national) concentration analysis was attempted but its underlying data could not be independently verified from the project's archive and is not presented as a finding here. International patenting strategies reveal a focus on high-income markets, reinforcing global asymmetries in access to marine genetic resources. Most patents rely on established prior art, signaling incremental innovation. The study offers both conceptual and empirical contributions by connecting marine biotechnology with Blue Economy principles. It provides actionable insights for policymakers seeking to decentralize innovation, promote biodiversity-based drug discovery, and strengthen benefit-sharing frameworks in marine pharmaceutical research.</w:t>
       </w:r>
       <w:proofErr w:type="spellStart"/>
       <w:r>
@@ -3429,53 +3429,46 @@
         <w:rPr>
           <w:lang w:val="en-US"/>
         </w:rPr>
-        <w:t xml:space="preserve">After gathering the data from the </w:t>
-      </w:r>
-      <w:proofErr w:type="spellStart"/>
-      <w:r>
-        <w:rPr>
-          <w:lang w:val="en-US"/>
-        </w:rPr>
-        <w:t>Espacenet</w:t>
-      </w:r>
-      <w:proofErr w:type="spellEnd"/>
-      <w:r>
-        <w:rPr>
-          <w:lang w:val="en-US"/>
-        </w:rPr>
-        <w:t xml:space="preserve"> database, the data was inspected in order to guarantee its usability for the applications to generate the images. For the case of maps (Figures 1 and 2), the infogram.com application was used, while for graphs (Figures 3 and 4), the rawgraphs.io </w:t>
-      </w:r>
-      <w:r>
-        <w:rPr>
-          <w:lang w:val="en-US"/>
-        </w:rPr>
-        <w:t xml:space="preserve">application </w:t>
-      </w:r>
-      <w:r>
-        <w:rPr>
-          <w:lang w:val="en-US"/>
-        </w:rPr>
-        <w:t xml:space="preserve">was used. </w:t>
-      </w:r>
-      <w:r>
-        <w:rPr>
-          <w:lang w:val="en-US"/>
-        </w:rPr>
-        <w:t xml:space="preserve">The adopted methodological procedures for data presentation were the alluvial graphs as implemented by </w:t>
-      </w:r>
-      <w:proofErr w:type="spellStart"/>
-      <w:r>
-        <w:rPr>
-          <w:lang w:val="en-US"/>
-        </w:rPr>
-        <w:t>Ferasso</w:t>
-      </w:r>
-      <w:proofErr w:type="spellEnd"/>
-      <w:r>
-        <w:rPr>
-          <w:lang w:val="en-US"/>
-        </w:rPr>
-        <w:t xml:space="preserve"> et al. (2021).</w:t>
+        <w:t>The dataset behind Figures 1, 2, 5, and 6 and Table 5 was assembled via the Minesoft Origin database (number_lookup and bulk_publications), seeded from a curated list of 247 Spanish patent publication numbers whose original compilation is attributed to Espacenet; family, jurisdiction, legal-status, and applicant data for the 227 resulting unique families were then enriched via Minesoft. This is methodologically a second, differently-seeded Minesoft pull, not an independent Espacenet extraction run in parallel with the Section 4.2 classification below. After gathering this dataset, it was inspected in order to guarantee its usability for the applications used to generate the images. For the case of maps (Figures 1 and 2), the infogram.com application was used, while for graphs (Figures 3 and 4), the rawgraphs.io application was used. The adopted methodological procedures for data presentation were the alluvial graphs as implemented by Ferasso et al. (2021).</w:t>
+      </w:r>
+      <w:proofErr w:type="spellStart"/>
+      <w:r>
+        <w:rPr>
+          <w:lang w:val="en-US"/>
+        </w:rPr>
+      </w:r>
+      <w:proofErr w:type="spellEnd"/>
+      <w:r>
+        <w:rPr>
+          <w:lang w:val="en-US"/>
+        </w:rPr>
+      </w:r>
+      <w:r>
+        <w:rPr>
+          <w:lang w:val="en-US"/>
+        </w:rPr>
+      </w:r>
+      <w:r>
+        <w:rPr>
+          <w:lang w:val="en-US"/>
+        </w:rPr>
+      </w:r>
+      <w:r>
+        <w:rPr>
+          <w:lang w:val="en-US"/>
+        </w:rPr>
+      </w:r>
+      <w:proofErr w:type="spellStart"/>
+      <w:r>
+        <w:rPr>
+          <w:lang w:val="en-US"/>
+        </w:rPr>
+      </w:r>
+      <w:proofErr w:type="spellEnd"/>
+      <w:r>
+        <w:rPr>
+          <w:lang w:val="en-US"/>
+        </w:rPr>
       </w:r>
     </w:p>
     <w:p>
@@ -4740,7 +4733,7 @@
         <w:rPr>
           <w:lang w:val="en-US"/>
         </w:rPr>
-        <w:t xml:space="preserve">In order to analyze the different compounds that generated each of the patents, according to their marine organism, a radial hierarchical diagram was generated as shown in Figure 3. Brentuximab vedotin, Polatuzumab vedotin, and Enfortumab vedotin share the same marine organism of origin, Mollusk/Cyanobacterium; under the corrected relevance classification (Table 2), Cytarabine is the leading compound by number of Spain-relevant patent families (123), followed by Eribulin mesylate (8) and Brentuximab vedotin (7). </w:t>
+        <w:t xml:space="preserve">In order to analyze the different compounds that generated each of the patents, according to their marine organism, a radial hierarchical diagram was generated as shown in Figure 3. Brentuximab vedotin, Polatuzumab vedotin, and Enfortumab vedotin share the same marine organism of origin, Mollusk/Cyanobacterium; under the corrected relevance classification (Table 2), Cytarabine is the leading compound by number of Spain-relevant patent families (123), followed by Eribulin mesylate (8) and Brentuximab vedotin (7). The organism groupings shown in Figure 3 (Mollusk/Cyanobacterium, Sponge, Tunicate, Cone snail, Fish) trace to Table 1's static compound-to-organism mapping; the per-compound patent counts underlying the figure's original layout, however, have no independently reproducible source in the project archive and should be read as illustrative rather than independently audited. </w:t>
       </w:r>
       <w:proofErr w:type="spellStart"/>
       <w:r>
@@ -5091,509 +5084,33 @@
         <w:rPr>
           <w:lang w:val="en-US"/>
         </w:rPr>
-        <w:t>Table 3 – Number of patents per Spanish region</w:t>
-      </w:r>
-    </w:p>
-    <w:tbl>
-      <w:tblPr>
-        <w:tblW w:w="3980" w:type="dxa"/>
-        <w:tblCellMar>
-          <w:left w:w="70" w:type="dxa"/>
-          <w:right w:w="70" w:type="dxa"/>
-        </w:tblCellMar>
-        <w:tblLook w:val="04A0" w:firstRow="1" w:lastRow="0" w:firstColumn="1" w:lastColumn="0" w:noHBand="0" w:noVBand="1"/>
-      </w:tblPr>
-      <w:tblGrid>
-        <w:gridCol w:w="2680"/>
-        <w:gridCol w:w="1300"/>
-      </w:tblGrid>
-      <w:tr>
-        <w:trPr>
-          <w:trHeight w:val="300"/>
-        </w:trPr>
-        <w:tc>
-          <w:tcPr>
-            <w:tcW w:w="2680" w:type="dxa"/>
-            <w:tcBorders>
-              <w:top w:val="single" w:sz="4" w:space="0" w:color="000000"/>
-              <w:left w:val="single" w:sz="4" w:space="0" w:color="000000"/>
-              <w:bottom w:val="single" w:sz="4" w:space="0" w:color="000000"/>
-              <w:right w:val="single" w:sz="4" w:space="0" w:color="000000"/>
-            </w:tcBorders>
-            <w:shd w:val="clear" w:color="000000" w:fill="C0C0C0"/>
-            <w:noWrap/>
-            <w:vAlign w:val="bottom"/>
-            <w:hideMark/>
-          </w:tcPr>
-          <w:p>
-            <w:pPr>
-              <w:spacing w:line="240" w:lineRule="auto"/>
-              <w:jc w:val="center"/>
-              <w:rPr>
-                <w:rFonts w:eastAsia="Times New Roman"/>
-                <w:color w:val="000000"/>
-                <w:kern w:val="0"/>
-                <w:sz w:val="22"/>
-                <w:szCs w:val="22"/>
-                <w:lang w:eastAsia="pt-BR"/>
-                <w14:ligatures w14:val="none"/>
-              </w:rPr>
-            </w:pPr>
-            <w:r>
-              <w:rPr>
-                <w:rFonts w:eastAsia="Times New Roman"/>
-                <w:color w:val="000000"/>
-                <w:kern w:val="0"/>
-                <w:sz w:val="22"/>
-                <w:szCs w:val="22"/>
-                <w:lang w:eastAsia="pt-BR"/>
-                <w14:ligatures w14:val="none"/>
-              </w:rPr>
-              <w:t xml:space="preserve">Spanish </w:t>
-            </w:r>
-            <w:proofErr w:type="spellStart"/>
-            <w:r>
-              <w:rPr>
-                <w:rFonts w:eastAsia="Times New Roman"/>
-                <w:color w:val="000000"/>
-                <w:kern w:val="0"/>
-                <w:sz w:val="22"/>
-                <w:szCs w:val="22"/>
-                <w:lang w:eastAsia="pt-BR"/>
-                <w14:ligatures w14:val="none"/>
-              </w:rPr>
-              <w:t>region</w:t>
-            </w:r>
-            <w:proofErr w:type="spellEnd"/>
-          </w:p>
-        </w:tc>
-        <w:tc>
-          <w:tcPr>
-            <w:tcW w:w="1300" w:type="dxa"/>
-            <w:tcBorders>
-              <w:top w:val="single" w:sz="4" w:space="0" w:color="000000"/>
-              <w:left w:val="nil"/>
-              <w:bottom w:val="single" w:sz="4" w:space="0" w:color="000000"/>
-              <w:right w:val="single" w:sz="4" w:space="0" w:color="000000"/>
-            </w:tcBorders>
-            <w:shd w:val="clear" w:color="000000" w:fill="C0C0C0"/>
-            <w:noWrap/>
-            <w:vAlign w:val="bottom"/>
-            <w:hideMark/>
-          </w:tcPr>
-          <w:p>
-            <w:pPr>
-              <w:spacing w:line="240" w:lineRule="auto"/>
-              <w:jc w:val="center"/>
-              <w:rPr>
-                <w:rFonts w:eastAsia="Times New Roman"/>
-                <w:color w:val="000000"/>
-                <w:kern w:val="0"/>
-                <w:sz w:val="22"/>
-                <w:szCs w:val="22"/>
-                <w:lang w:eastAsia="pt-BR"/>
-                <w14:ligatures w14:val="none"/>
-              </w:rPr>
-            </w:pPr>
-            <w:r>
-              <w:rPr>
-                <w:rFonts w:eastAsia="Times New Roman"/>
-                <w:color w:val="000000"/>
-                <w:kern w:val="0"/>
-                <w:sz w:val="22"/>
-                <w:szCs w:val="22"/>
-                <w:lang w:eastAsia="pt-BR"/>
-                <w14:ligatures w14:val="none"/>
-              </w:rPr>
-              <w:t xml:space="preserve">n </w:t>
-            </w:r>
-            <w:proofErr w:type="spellStart"/>
-            <w:r>
-              <w:rPr>
-                <w:rFonts w:eastAsia="Times New Roman"/>
-                <w:color w:val="000000"/>
-                <w:kern w:val="0"/>
-                <w:sz w:val="22"/>
-                <w:szCs w:val="22"/>
-                <w:lang w:eastAsia="pt-BR"/>
-                <w14:ligatures w14:val="none"/>
-              </w:rPr>
-              <w:t>patents</w:t>
-            </w:r>
-            <w:proofErr w:type="spellEnd"/>
-          </w:p>
-        </w:tc>
-      </w:tr>
-      <w:tr>
-        <w:trPr>
-          <w:trHeight w:val="320"/>
-        </w:trPr>
-        <w:tc>
-          <w:tcPr>
-            <w:tcW w:w="2680" w:type="dxa"/>
-            <w:tcBorders>
-              <w:top w:val="single" w:sz="4" w:space="0" w:color="C0C0C0"/>
-              <w:left w:val="single" w:sz="4" w:space="0" w:color="C0C0C0"/>
-              <w:bottom w:val="single" w:sz="4" w:space="0" w:color="C0C0C0"/>
-              <w:right w:val="single" w:sz="4" w:space="0" w:color="C0C0C0"/>
-            </w:tcBorders>
-            <w:shd w:val="clear" w:color="auto" w:fill="auto"/>
-            <w:vAlign w:val="bottom"/>
-            <w:hideMark/>
-          </w:tcPr>
-          <w:p>
-            <w:pPr>
-              <w:spacing w:line="240" w:lineRule="auto"/>
-              <w:jc w:val="left"/>
-              <w:rPr>
-                <w:rFonts w:eastAsia="Times New Roman"/>
-                <w:color w:val="000000"/>
-                <w:kern w:val="0"/>
-                <w:sz w:val="22"/>
-                <w:szCs w:val="22"/>
-                <w:lang w:eastAsia="pt-BR"/>
-                <w14:ligatures w14:val="none"/>
-              </w:rPr>
-            </w:pPr>
-            <w:proofErr w:type="spellStart"/>
-            <w:r>
-              <w:rPr>
-                <w:rFonts w:eastAsia="Times New Roman"/>
-                <w:color w:val="000000"/>
-                <w:kern w:val="0"/>
-                <w:sz w:val="22"/>
-                <w:szCs w:val="22"/>
-                <w:lang w:eastAsia="pt-BR"/>
-                <w14:ligatures w14:val="none"/>
-              </w:rPr>
-              <w:t>Andalusia</w:t>
-            </w:r>
-            <w:proofErr w:type="spellEnd"/>
-          </w:p>
-        </w:tc>
-        <w:tc>
-          <w:tcPr>
-            <w:tcW w:w="1300" w:type="dxa"/>
-            <w:tcBorders>
-              <w:top w:val="single" w:sz="4" w:space="0" w:color="C0C0C0"/>
-              <w:left w:val="nil"/>
-              <w:bottom w:val="single" w:sz="4" w:space="0" w:color="C0C0C0"/>
-              <w:right w:val="single" w:sz="4" w:space="0" w:color="C0C0C0"/>
-            </w:tcBorders>
-            <w:shd w:val="clear" w:color="auto" w:fill="auto"/>
-            <w:vAlign w:val="bottom"/>
-            <w:hideMark/>
-          </w:tcPr>
-          <w:p>
-            <w:pPr>
-              <w:spacing w:line="240" w:lineRule="auto"/>
-              <w:jc w:val="right"/>
-              <w:rPr>
-                <w:rFonts w:eastAsia="Times New Roman"/>
-                <w:color w:val="000000"/>
-                <w:kern w:val="0"/>
-                <w:sz w:val="22"/>
-                <w:szCs w:val="22"/>
-                <w:lang w:eastAsia="pt-BR"/>
-                <w14:ligatures w14:val="none"/>
-              </w:rPr>
-            </w:pPr>
-            <w:r>
-              <w:rPr>
-                <w:rFonts w:eastAsia="Times New Roman"/>
-                <w:color w:val="000000"/>
-                <w:kern w:val="0"/>
-                <w:sz w:val="22"/>
-                <w:szCs w:val="22"/>
-                <w:lang w:eastAsia="pt-BR"/>
-                <w14:ligatures w14:val="none"/>
-              </w:rPr>
-              <w:t>1</w:t>
-            </w:r>
-          </w:p>
-        </w:tc>
-      </w:tr>
-      <w:tr>
-        <w:trPr>
-          <w:trHeight w:val="320"/>
-        </w:trPr>
-        <w:tc>
-          <w:tcPr>
-            <w:tcW w:w="2680" w:type="dxa"/>
-            <w:tcBorders>
-              <w:top w:val="nil"/>
-              <w:left w:val="single" w:sz="4" w:space="0" w:color="C0C0C0"/>
-              <w:bottom w:val="single" w:sz="4" w:space="0" w:color="C0C0C0"/>
-              <w:right w:val="single" w:sz="4" w:space="0" w:color="C0C0C0"/>
-            </w:tcBorders>
-            <w:shd w:val="clear" w:color="auto" w:fill="auto"/>
-            <w:vAlign w:val="bottom"/>
-            <w:hideMark/>
-          </w:tcPr>
-          <w:p>
-            <w:pPr>
-              <w:spacing w:line="240" w:lineRule="auto"/>
-              <w:jc w:val="left"/>
-              <w:rPr>
-                <w:rFonts w:eastAsia="Times New Roman"/>
-                <w:color w:val="000000"/>
-                <w:kern w:val="0"/>
-                <w:sz w:val="22"/>
-                <w:szCs w:val="22"/>
-                <w:lang w:eastAsia="pt-BR"/>
-                <w14:ligatures w14:val="none"/>
-              </w:rPr>
-            </w:pPr>
-            <w:r>
-              <w:rPr>
-                <w:rFonts w:eastAsia="Times New Roman"/>
-                <w:color w:val="000000"/>
-                <w:kern w:val="0"/>
-                <w:sz w:val="22"/>
-                <w:szCs w:val="22"/>
-                <w:lang w:eastAsia="pt-BR"/>
-                <w14:ligatures w14:val="none"/>
-              </w:rPr>
-              <w:t>La Coruña</w:t>
-            </w:r>
-          </w:p>
-        </w:tc>
-        <w:tc>
-          <w:tcPr>
-            <w:tcW w:w="1300" w:type="dxa"/>
-            <w:tcBorders>
-              <w:top w:val="nil"/>
-              <w:left w:val="nil"/>
-              <w:bottom w:val="single" w:sz="4" w:space="0" w:color="C0C0C0"/>
-              <w:right w:val="single" w:sz="4" w:space="0" w:color="C0C0C0"/>
-            </w:tcBorders>
-            <w:shd w:val="clear" w:color="auto" w:fill="auto"/>
-            <w:vAlign w:val="bottom"/>
-            <w:hideMark/>
-          </w:tcPr>
-          <w:p>
-            <w:pPr>
-              <w:spacing w:line="240" w:lineRule="auto"/>
-              <w:jc w:val="right"/>
-              <w:rPr>
-                <w:rFonts w:eastAsia="Times New Roman"/>
-                <w:color w:val="000000"/>
-                <w:kern w:val="0"/>
-                <w:sz w:val="22"/>
-                <w:szCs w:val="22"/>
-                <w:lang w:eastAsia="pt-BR"/>
-                <w14:ligatures w14:val="none"/>
-              </w:rPr>
-            </w:pPr>
-            <w:r>
-              <w:rPr>
-                <w:rFonts w:eastAsia="Times New Roman"/>
-                <w:color w:val="000000"/>
-                <w:kern w:val="0"/>
-                <w:sz w:val="22"/>
-                <w:szCs w:val="22"/>
-                <w:lang w:eastAsia="pt-BR"/>
-                <w14:ligatures w14:val="none"/>
-              </w:rPr>
-              <w:t>2</w:t>
-            </w:r>
-          </w:p>
-        </w:tc>
-      </w:tr>
-      <w:tr>
-        <w:trPr>
-          <w:trHeight w:val="320"/>
-        </w:trPr>
-        <w:tc>
-          <w:tcPr>
-            <w:tcW w:w="2680" w:type="dxa"/>
-            <w:tcBorders>
-              <w:top w:val="nil"/>
-              <w:left w:val="single" w:sz="4" w:space="0" w:color="C0C0C0"/>
-              <w:bottom w:val="single" w:sz="4" w:space="0" w:color="C0C0C0"/>
-              <w:right w:val="single" w:sz="4" w:space="0" w:color="C0C0C0"/>
-            </w:tcBorders>
-            <w:shd w:val="clear" w:color="auto" w:fill="auto"/>
-            <w:vAlign w:val="bottom"/>
-            <w:hideMark/>
-          </w:tcPr>
-          <w:p>
-            <w:pPr>
-              <w:spacing w:line="240" w:lineRule="auto"/>
-              <w:jc w:val="left"/>
-              <w:rPr>
-                <w:rFonts w:eastAsia="Times New Roman"/>
-                <w:color w:val="000000"/>
-                <w:kern w:val="0"/>
-                <w:sz w:val="22"/>
-                <w:szCs w:val="22"/>
-                <w:lang w:eastAsia="pt-BR"/>
-                <w14:ligatures w14:val="none"/>
-              </w:rPr>
-            </w:pPr>
-            <w:r>
-              <w:rPr>
-                <w:rFonts w:eastAsia="Times New Roman"/>
-                <w:color w:val="000000"/>
-                <w:kern w:val="0"/>
-                <w:sz w:val="22"/>
-                <w:szCs w:val="22"/>
-                <w:lang w:eastAsia="pt-BR"/>
-                <w14:ligatures w14:val="none"/>
-              </w:rPr>
-              <w:t>Madrid</w:t>
-            </w:r>
-          </w:p>
-        </w:tc>
-        <w:tc>
-          <w:tcPr>
-            <w:tcW w:w="1300" w:type="dxa"/>
-            <w:tcBorders>
-              <w:top w:val="nil"/>
-              <w:left w:val="nil"/>
-              <w:bottom w:val="single" w:sz="4" w:space="0" w:color="C0C0C0"/>
-              <w:right w:val="single" w:sz="4" w:space="0" w:color="C0C0C0"/>
-            </w:tcBorders>
-            <w:shd w:val="clear" w:color="auto" w:fill="auto"/>
-            <w:vAlign w:val="bottom"/>
-            <w:hideMark/>
-          </w:tcPr>
-          <w:p>
-            <w:pPr>
-              <w:spacing w:line="240" w:lineRule="auto"/>
-              <w:jc w:val="right"/>
-              <w:rPr>
-                <w:rFonts w:eastAsia="Times New Roman"/>
-                <w:color w:val="000000"/>
-                <w:kern w:val="0"/>
-                <w:sz w:val="22"/>
-                <w:szCs w:val="22"/>
-                <w:lang w:eastAsia="pt-BR"/>
-                <w14:ligatures w14:val="none"/>
-              </w:rPr>
-            </w:pPr>
-            <w:r>
-              <w:rPr>
-                <w:rFonts w:eastAsia="Times New Roman"/>
-                <w:color w:val="000000"/>
-                <w:kern w:val="0"/>
-                <w:sz w:val="22"/>
-                <w:szCs w:val="22"/>
-                <w:lang w:eastAsia="pt-BR"/>
-                <w14:ligatures w14:val="none"/>
-              </w:rPr>
-              <w:t>14</w:t>
-            </w:r>
-          </w:p>
-        </w:tc>
-      </w:tr>
-      <w:tr>
-        <w:trPr>
-          <w:trHeight w:val="320"/>
-        </w:trPr>
-        <w:tc>
-          <w:tcPr>
-            <w:tcW w:w="2680" w:type="dxa"/>
-            <w:tcBorders>
-              <w:top w:val="nil"/>
-              <w:left w:val="single" w:sz="4" w:space="0" w:color="C0C0C0"/>
-              <w:bottom w:val="single" w:sz="4" w:space="0" w:color="C0C0C0"/>
-              <w:right w:val="single" w:sz="4" w:space="0" w:color="C0C0C0"/>
-            </w:tcBorders>
-            <w:shd w:val="clear" w:color="auto" w:fill="auto"/>
-            <w:vAlign w:val="bottom"/>
-            <w:hideMark/>
-          </w:tcPr>
-          <w:p>
-            <w:pPr>
-              <w:spacing w:line="240" w:lineRule="auto"/>
-              <w:jc w:val="left"/>
-              <w:rPr>
-                <w:rFonts w:eastAsia="Times New Roman"/>
-                <w:color w:val="000000"/>
-                <w:kern w:val="0"/>
-                <w:sz w:val="22"/>
-                <w:szCs w:val="22"/>
-                <w:lang w:eastAsia="pt-BR"/>
-                <w14:ligatures w14:val="none"/>
-              </w:rPr>
-            </w:pPr>
-            <w:r>
-              <w:rPr>
-                <w:rFonts w:eastAsia="Times New Roman"/>
-                <w:color w:val="000000"/>
-                <w:kern w:val="0"/>
-                <w:sz w:val="22"/>
-                <w:szCs w:val="22"/>
-                <w:lang w:eastAsia="pt-BR"/>
-                <w14:ligatures w14:val="none"/>
-              </w:rPr>
-              <w:t>Valencia</w:t>
-            </w:r>
-          </w:p>
-        </w:tc>
-        <w:tc>
-          <w:tcPr>
-            <w:tcW w:w="1300" w:type="dxa"/>
-            <w:tcBorders>
-              <w:top w:val="nil"/>
-              <w:left w:val="nil"/>
-              <w:bottom w:val="single" w:sz="4" w:space="0" w:color="C0C0C0"/>
-              <w:right w:val="single" w:sz="4" w:space="0" w:color="C0C0C0"/>
-            </w:tcBorders>
-            <w:shd w:val="clear" w:color="auto" w:fill="auto"/>
-            <w:vAlign w:val="bottom"/>
-            <w:hideMark/>
-          </w:tcPr>
-          <w:p>
-            <w:pPr>
-              <w:spacing w:line="240" w:lineRule="auto"/>
-              <w:jc w:val="right"/>
-              <w:rPr>
-                <w:rFonts w:eastAsia="Times New Roman"/>
-                <w:color w:val="000000"/>
-                <w:kern w:val="0"/>
-                <w:sz w:val="22"/>
-                <w:szCs w:val="22"/>
-                <w:lang w:eastAsia="pt-BR"/>
-                <w14:ligatures w14:val="none"/>
-              </w:rPr>
-            </w:pPr>
-            <w:r>
-              <w:rPr>
-                <w:rFonts w:eastAsia="Times New Roman"/>
-                <w:color w:val="000000"/>
-                <w:kern w:val="0"/>
-                <w:sz w:val="22"/>
-                <w:szCs w:val="22"/>
-                <w:lang w:eastAsia="pt-BR"/>
-                <w14:ligatures w14:val="none"/>
-              </w:rPr>
-              <w:t>1</w:t>
-            </w:r>
-          </w:p>
-        </w:tc>
-      </w:tr>
-    </w:tbl>
-    <w:p>
-      <w:pPr>
-        <w:rPr>
-          <w:lang w:val="en-US"/>
-        </w:rPr>
-      </w:pPr>
-      <w:r>
-        <w:rPr>
-          <w:lang w:val="en-US"/>
-        </w:rPr>
-        <w:t>Source: primary data.</w:t>
-      </w:r>
-    </w:p>
-    <w:p>
-      <w:pPr>
-        <w:rPr>
-          <w:lang w:val="en-US"/>
-        </w:rPr>
-      </w:pPr>
+        <w:t>Table 3 (Spanish region breakdown) has been retired: no sub-national region-level data exists in the project's archived datasets to independently verify or regenerate it (see experiments/article/LEGACY_AUDIT_DECISIONS.md). This affects claims made elsewhere in this manuscript about regional concentration within Spain; those claims are addressed separately, not resolved by this note alone.</w:t>
+      </w:r>
+    </w:p>
+    <w:p>
+      <w:pPr>
+        <w:rPr>
+          <w:lang w:val="en-US"/>
+        </w:rPr>
+      </w:pPr>
+      <w:r>
+        <w:rPr>
+          <w:lang w:val="en-US"/>
+        </w:rPr>
+      </w:r>
+    </w:p>
+    <w:p>
+      <w:pPr>
+        <w:rPr>
+          <w:lang w:val="en-US"/>
+        </w:rPr>
+      </w:pPr>
+    </w:p>
+    <w:p>
+      <w:pPr/>
+      <w:r>
+        <w:t>Figure 5 and Table 5 below report different counts for the same top-applicants analysis: Figure 5 is regenerated directly and reproducibly from the archived dataset, while Table 5's counts (below) reflect an applicant-name homogenization step (merging corporate-entity spelling variants) whose exact method is not preserved in the project archive. A partial check found 4 of Table 5's 10 entries match the archived data's un-normalized counts exactly, confirming a shared source, but the remainder (e.g. Merck Patent Gmbh, Bayer AG, Pharma Mar SA) cannot currently be reconciled to Table 5's reported values even with generous name-variant merging -- a genuine data-completeness gap rather than a presentation difference. Both are retained pending an explicitly-labeled reconstruction, per the resolution in experiments/article/LEGACY_AUDIT_DECISIONS.md.</w:t>
+      </w:r>
     </w:p>
     <w:p>
       <w:pPr>
@@ -6678,31 +6195,27 @@
         <w:rPr>
           <w:lang w:val="en-US"/>
         </w:rPr>
-        <w:t>The results reveal that Madrid stands out as the leading region in Spain in terms of patent activity, with Pharma Mar S.A. as the main company in the country in terms of patent ownership.</w:t>
-      </w:r>
-      <w:r>
-        <w:rPr>
-          <w:lang w:val="en-US"/>
-        </w:rPr>
-        <w:t xml:space="preserve"> </w:t>
-      </w:r>
-      <w:r>
-        <w:rPr>
-          <w:lang w:val="en-US"/>
-        </w:rPr>
-        <w:t>Looking at the Patent Search Reports for the patents in our study, 72% of the patents include an X (prior art of particular relevance) and 32% include a Y (prior art of special relevance when combined with other documents).</w:t>
-      </w:r>
-      <w:r>
-        <w:rPr>
-          <w:lang w:val="en-US"/>
-        </w:rPr>
-        <w:t xml:space="preserve"> </w:t>
-      </w:r>
-      <w:r>
-        <w:rPr>
-          <w:lang w:val="en-US"/>
-        </w:rPr>
-        <w:t>In 26% of the patents, documents were found that were published between the priority date and the application date (category P). Finally, only 3% contain unpublished prior art as of the application date (category E).</w:t>
+        <w:t>Pharma Mar S.A. appears as the leading company in Spain by patent ownership (Table 5; see the caveat above on Table 5's reconciliation with Figure 5). A regional breakdown by Spanish autonomous community was previously reported here (Table 3) but has been retired for lack of independently reproducible source data (see Methodology); no regional-concentration finding is asserted in its place. The Patent Search Report (PSR) category figures previously reported in the remainder of this paragraph (X/Y/P/E percentages) have no traceable source dataset anywhere in the project archive -- unlike Table 2, which was corrected against a newly classified dataset, no dataset exists to correct this claim against, so it is removed here rather than restated unverified.</w:t>
+      </w:r>
+      <w:r>
+        <w:rPr>
+          <w:lang w:val="en-US"/>
+        </w:rPr>
+      </w:r>
+      <w:r>
+        <w:rPr>
+          <w:lang w:val="en-US"/>
+        </w:rPr>
+      </w:r>
+      <w:r>
+        <w:rPr>
+          <w:lang w:val="en-US"/>
+        </w:rPr>
+      </w:r>
+      <w:r>
+        <w:rPr>
+          <w:lang w:val="en-US"/>
+        </w:rPr>
       </w:r>
     </w:p>
     <w:bookmarkEnd w:id="0"/>
@@ -6998,8 +6511,7 @@
           <w:bCs/>
           <w:lang w:val="en-US"/>
         </w:rPr>
-        <w:lastRenderedPageBreak/>
-        <w:t>At the national level, Spain’s patent activity is strongly concentrated in the Community of Madrid, with Pharma Mar S.A. leading as the primary patent holder. This centralization reflects the clustering of R&amp;D infrastructure, financial capital, and institutional expertise. However, it also reveals regional imbalances in innovation capacity. As suggested by Raimundo et al. (2018), broadening scientific and technological capabilities across more autonomous communities would foster a more inclusive and territorially balanced Blue Economy. Regional diversification policies and knowledge transfer mechanisms could catalyze innovation ecosystems beyond Madrid and enable greater territorial cohesion in marine biotechnological development.</w:t>
+        <w:t>At the national level, Spain's patent activity in this dataset is concentrated among a small number of institutions, with Pharma Mar S.A. as the leading applicant (Table 5; see the caveat on its reconciliation with Figure 5). This reflects the clustering of R&amp;D infrastructure, financial capital, and institutional expertise in a small number of organizations. A sub-national, regional breakdown of this concentration (e.g. by autonomous community) was previously reported here but has been retired: no region-level data exists in the project's archive to independently verify or reconstruct it (see Methodology and experiments/article/LEGACY_AUDIT_DECISIONS.md). Whether this institutional concentration is also geographically concentrated within Spain -- and what that would imply for policies such as those suggested by Raimundo et al. (2018) to broaden scientific and technological capabilities across more autonomous communities -- is accordingly an open question this dataset cannot currently answer, not a finding of this study.</w:t>
       </w:r>
     </w:p>
     <w:p>
@@ -7111,7 +6623,7 @@
           <w:bCs/>
           <w:lang w:val="en-US"/>
         </w:rPr>
-        <w:t>Patent Search Reports (PSRs) further illuminate the dynamics of innovation in this field. The high incidence of X-category documents (72%) highlights that many patented inventions are closely linked to existing prior art. The presence of Y-category references in 32% of patents indicates that, while individually not novel, combinations of known elements could affect the inventive step, creating potential legal and commercial uncertainties. Additionally, 26% of patents include P-category references, reflecting the time-sensitive nature of patenting and the rapid pace of new knowledge production. Although only 3% of patents included unpublished prior art (E-category), this still reflects the complexity of navigating dynamic and evolving research landscapes (Hunt &amp; Vincent, 2006).</w:t>
+        <w:t>An earlier version of this manuscript reported Patent Search Report (PSR) category statistics (X/Y/P/E) in this section. That claim has been removed: no dataset supporting it exists anywhere in the project's archive (see experiments/article/LEGACY_AUDIT_DECISIONS.md), and it is not treated as correctable against a newer source the way Table 2 was, since no PSR dataset -- old or new -- is available to correct it against.</w:t>
       </w:r>
     </w:p>
     <w:p>
@@ -7222,7 +6734,7 @@
           <w:bCs/>
           <w:lang w:val="en-US"/>
         </w:rPr>
-        <w:t>Our findings highlight that marine pharmaceutical innovation in Spain is highly centralized in the Community of Madrid, largely driven by the activities of Pharma Mar S.A. While this reflects strong institutional capacity and targeted investment, it also underscores the uneven distribution of innovation potential across autonomous communities. Such centralization may hinder inclusive regional development and calls for policy interventions to support knowledge diffusion and R&amp;D capabilities beyond major urban hubs.</w:t>
+        <w:t>Our findings highlight that marine pharmaceutical innovation in Spain is concentrated among a small number of institutions, largely driven by the activities of Pharma Mar S.A. This reflects strong institutional capacity and targeted investment. Whether this concentration also has a strong regional (sub-national) dimension within Spain is a question this study's archived data cannot currently answer -- an earlier regional breakdown (Table 3) was found to lack independently reproducible source data and has been retired; establishing this would require a dedicated, separately scoped regional dataset. Policy interventions to support knowledge diffusion and broader R&amp;D capabilities remain relevant regardless, given the observed institutional concentration.</w:t>
       </w:r>
     </w:p>
     <w:p>

--- a/experiments/article/full paper marine policy (updated charts+text).docx
+++ b/experiments/article/full paper marine policy (updated charts+text).docx
@@ -116,7 +116,7 @@
         <w:rPr>
           <w:lang w:val="en-US"/>
         </w:rPr>
-        <w:t>The oceans offer significant but underutilized potential for pharmaceutical innovation, especially when aligned with the strategic framework of the Blue Economy. This study investigates the patent landscape of marine-derived drugs approved between 1994 and 2023, with a specific focus on Spain’s innovation ecosystem. Using patent data from the Espacenet database, complemented by a corrected, evidence-based relevance classification of Spain-relevant patent families built from the Minesoft Origin database, the research maps the spatial distribution of patents, identifies leading organizations and biological sources, analyzes international patent extensions, and evaluates the quality of inventions through Patent Search Reports. Results show patent activity dominated by the private company Pharma Mar S.A. and a preference for a narrow set of marine organisms; a regional (sub-national) concentration analysis was attempted but its underlying data could not be independently verified from the project's archive and is not presented as a finding here. International patenting strategies reveal a focus on high-income markets, reinforcing global asymmetries in access to marine genetic resources. Most patents rely on established prior art, signaling incremental innovation. The study offers both conceptual and empirical contributions by connecting marine biotechnology with Blue Economy principles. It provides actionable insights for policymakers seeking to decentralize innovation, promote biodiversity-based drug discovery, and strengthen benefit-sharing frameworks in marine pharmaceutical research.</w:t>
+        <w:t>The oceans offer significant but underutilized potential for pharmaceutical innovation, especially when aligned with the strategic framework of the Blue Economy. This study investigates the patent landscape of marine-derived drugs approved between 1994 and 2023, with a specific focus on Spain’s innovation ecosystem. Using patent data from the Espacenet database, complemented by a corrected, evidence-based relevance classification of Spain-relevant patent families built from the Minesoft Origin database, the research maps the spatial distribution of patents, examines applicant concentration and biological sources -- each subject to caveats on data reconciliation detailed in the body -- and analyzes international patent extensions. An earlier version of this study also reported Patent Search Report (PSR) prior-art category statistics; that analysis has no traceable source dataset anywhere in the project archive and has been removed throughout the manuscript rather than restated unverified. Results show patent activity concentrated among a small number of applicants, with Pharma Mar S.A. leading per a legacy applicant count that could only be partially reconciled against the project's archived data (see body), and a reliance on a narrow set of marine organism categories, whose underlying per-compound counts likewise have no independently reproducible source and are presented as illustrative rather than audited. A regional (sub-national) concentration analysis was attempted but its underlying data could not be independently verified from the project's archive and is not presented as a finding here. International patenting strategies reveal a focus on high-income markets, reinforcing global asymmetries in access to marine genetic resources. The study offers both conceptual and empirical contributions by connecting marine biotechnology with Blue Economy principles. It provides actionable insights for policymakers seeking to decentralize innovation, promote biodiversity-based drug discovery, and strengthen benefit-sharing frameworks in marine pharmaceutical research.</w:t>
       </w:r>
       <w:proofErr w:type="spellStart"/>
       <w:r>
@@ -523,21 +523,19 @@
         <w:rPr>
           <w:lang w:val="en-US"/>
         </w:rPr>
-        <w:t xml:space="preserve">This study contributes to the literature on innovation and marine biotechnology by offering a novel, empirical assessment of pharmaceutical patent activity derived from marine resources, with a specific focus on Spain’s innovation ecosystem. Its originality lies in combining Blue Economy principles with patent data analysis, highlighting the geographical concentration, biological source preferences, and international patenting strategies of marine-derived drugs. By </w:t>
-      </w:r>
-      <w:proofErr w:type="spellStart"/>
-      <w:r>
-        <w:rPr>
-          <w:lang w:val="en-US"/>
-        </w:rPr>
-        <w:t>analysing</w:t>
-      </w:r>
-      <w:proofErr w:type="spellEnd"/>
-      <w:r>
-        <w:rPr>
-          <w:lang w:val="en-US"/>
-        </w:rPr>
-        <w:t xml:space="preserve"> Patent Search Reports and mapping legal classifications, the study provides a detailed understanding of the innovation quality and timing in this niche field—an area rarely explored in prior research. This manuscript is of interest to scholars in innovation studies, health economics, and sustainability governance, as well as to policymakers and R&amp;D managers seeking to strengthen marine-based innovation systems in line with sustainability and equity goals. The contribution is both methodological—offering a replicable approach for other national contexts—and conceptual, by positioning marine pharmaceutical innovation as a strategic axis of the Blue Economy.</w:t>
+        <w:t>This study contributes to the literature on innovation and marine biotechnology by offering a novel, empirical assessment of pharmaceutical patent activity derived from marine resources, with a specific focus on Spain’s innovation ecosystem. Its originality lies in combining Blue Economy principles with patent data analysis, highlighting the geographical concentration, biological source preferences, and international patenting strategies of marine-derived drugs. By mapping applicant concentration, biological source preferences, and international patenting strategies, the study provides an empirical view of innovation activity in this niche field—an area rarely explored in prior research. This manuscript is of interest to scholars in innovation studies, health economics, and sustainability governance, as well as to policymakers and R&amp;D managers seeking to strengthen marine-based innovation systems in line with sustainability and equity goals. The contribution is both methodological—offering a replicable approach for other national contexts—and conceptual, by positioning marine pharmaceutical innovation as a strategic axis of the Blue Economy.</w:t>
+      </w:r>
+      <w:proofErr w:type="spellStart"/>
+      <w:r>
+        <w:rPr>
+          <w:lang w:val="en-US"/>
+        </w:rPr>
+      </w:r>
+      <w:proofErr w:type="spellEnd"/>
+      <w:r>
+        <w:rPr>
+          <w:lang w:val="en-US"/>
+        </w:rPr>
       </w:r>
     </w:p>
     <w:p>
@@ -6766,23 +6764,21 @@
           <w:bCs/>
           <w:lang w:val="en-US"/>
         </w:rPr>
-        <w:t>The analysis of biological sources confirms a reliance on a narrow pool of marine organisms—</w:t>
-      </w:r>
-      <w:proofErr w:type="spellStart"/>
-      <w:r>
-        <w:rPr>
-          <w:bCs/>
-          <w:lang w:val="en-US"/>
-        </w:rPr>
-        <w:t>molluscs</w:t>
-      </w:r>
-      <w:proofErr w:type="spellEnd"/>
-      <w:r>
-        <w:rPr>
-          <w:bCs/>
-          <w:lang w:val="en-US"/>
-        </w:rPr>
-        <w:t>/cyanobacteria, sponges, tunicates, cone snails, and fish—suggesting a risk-averse innovation strategy. While commercially logical, this limits biodiversity-based innovation and underutilizes the broader potential of marine ecosystems. The data further show that most patented inventions are built on well-established prior art (as revealed by the high presence of X and Y category documents in Patent Search Reports), indicating incremental rather than radical innovation trends. Additionally, the temporal dynamics of P-category documents stress the importance of timing in the patenting process.</w:t>
+        <w:t>The analysis of biological sources confirms a reliance on a narrow pool of marine organisms—molluscs/cyanobacteria, sponges, tunicates, cone snails, and fish—suggesting a risk-averse innovation strategy. While commercially logical, this limits biodiversity-based innovation and underutilizes the broader potential of marine ecosystems. An earlier version of this manuscript reported Patent Search Report (X/Y/P-category) statistics in this paragraph as evidence of incremental innovation; that claim has been removed, consistent with its removal from Results and Discussion, since no dataset supporting it exists anywhere in the project's archive (see experiments/article/LEGACY_AUDIT_DECISIONS.md and experiments/article/POST_109_MANUSCRIPT_AUDIT.md).</w:t>
+      </w:r>
+      <w:proofErr w:type="spellStart"/>
+      <w:r>
+        <w:rPr>
+          <w:bCs/>
+          <w:lang w:val="en-US"/>
+        </w:rPr>
+      </w:r>
+      <w:proofErr w:type="spellEnd"/>
+      <w:r>
+        <w:rPr>
+          <w:bCs/>
+          <w:lang w:val="en-US"/>
+        </w:rPr>
       </w:r>
     </w:p>
     <w:p>
